--- a/Volume 1/Chapter 05 - CRUD Applications/SPA_Vol1_Ch5_Lesson5_8_Exports.docx
+++ b/Volume 1/Chapter 05 - CRUD Applications/SPA_Vol1_Ch5_Lesson5_8_Exports.docx
@@ -1539,8 +1539,411 @@
       </w:pPr>
     </w:p>
     <w:p>
-      <w:r>
-        <w:t>Save each source and supporting file from this lesson into the matching path in the project layout. As in Chapter 1, notepad .\c\basic_exports.c creates and opens one: choose Yes, type the file, save it with Ctrl+S, and close Notepad (on Linux or macOS, nano ./c/basic_exports.c: type the file, then save and close it with Ctrl+O, Enter, then Ctrl+X).</w:t>
+      <w:pPr>
+        <w:pStyle w:val="Heading3"/>
+      </w:pPr>
+      <w:r>
+        <w:t>Windows PowerShell Project Files Setup</w:t>
+      </w:r>
+    </w:p>
+    <w:p>
+      <w:pPr>
+        <w:keepNext/>
+      </w:pPr>
+      <w:r>
+        <w:t>Next, let the tools create each project's settings file, as in Chapter 1. Remember, dotnet new console -o makes a C# project with a .csproj file and a starter Program.cs; you replace Program.cs with this lesson's code in the C# section. Remember, go mod init makes the .\go folder a module by writing .\go\go.mod; its go line shows the Go version you have installed. Remember, npm init -y, npm pkg, then npm install: npm init and npm pkg write .\typescript\package.json here, and Step 2 installs the packages.</w:t>
+      </w:r>
+    </w:p>
+    <w:p>
+      <w:pPr>
+        <w:keepNext/>
+      </w:pPr>
+    </w:p>
+    <w:p>
+      <w:pPr>
+        <w:pStyle w:val="CommandBlock"/>
+        <w:keepNext/>
+      </w:pPr>
+      <w:r>
+        <w:t>dotnet new console -o .\csharp\BasicExports</w:t>
+      </w:r>
+    </w:p>
+    <w:p>
+      <w:pPr>
+        <w:pStyle w:val="CommandBlock"/>
+        <w:keepNext/>
+      </w:pPr>
+      <w:r>
+        <w:t>dotnet new console -o .\csharp\Exports</w:t>
+      </w:r>
+    </w:p>
+    <w:p>
+      <w:pPr>
+        <w:pStyle w:val="CommandBlock"/>
+        <w:keepNext/>
+      </w:pPr>
+      <w:r>
+        <w:t>go -C .\go mod init example.com/exports</w:t>
+      </w:r>
+    </w:p>
+    <w:p>
+      <w:pPr>
+        <w:pStyle w:val="CommandBlock"/>
+        <w:keepNext/>
+      </w:pPr>
+      <w:r>
+        <w:t>Push-Location .\typescript</w:t>
+      </w:r>
+    </w:p>
+    <w:p>
+      <w:pPr>
+        <w:pStyle w:val="CommandBlock"/>
+        <w:keepNext/>
+      </w:pPr>
+      <w:r>
+        <w:t>npm init -y</w:t>
+      </w:r>
+    </w:p>
+    <w:p>
+      <w:pPr>
+        <w:pStyle w:val="CommandBlock"/>
+        <w:keepNext/>
+      </w:pPr>
+      <w:r>
+        <w:t>npm pkg set name=exports-typescript type=module</w:t>
+      </w:r>
+    </w:p>
+    <w:p>
+      <w:pPr>
+        <w:pStyle w:val="CommandBlock"/>
+        <w:keepNext/>
+      </w:pPr>
+      <w:r>
+        <w:t>npm pkg set private=true --json</w:t>
+      </w:r>
+    </w:p>
+    <w:p>
+      <w:pPr>
+        <w:pStyle w:val="CommandBlock"/>
+        <w:keepNext/>
+      </w:pPr>
+      <w:r>
+        <w:t>npm pkg set "scripts.check=tsc --noEmit" "scripts.build=tsc --noEmitOnError"</w:t>
+      </w:r>
+    </w:p>
+    <w:p>
+      <w:pPr>
+        <w:pStyle w:val="CommandBlock"/>
+        <w:keepNext/>
+      </w:pPr>
+      <w:r>
+        <w:t>npm pkg delete version description main keywords author license scripts.test</w:t>
+      </w:r>
+    </w:p>
+    <w:p>
+      <w:pPr>
+        <w:pStyle w:val="CommandBlock"/>
+      </w:pPr>
+      <w:r>
+        <w:t>Pop-Location</w:t>
+      </w:r>
+    </w:p>
+    <w:p>
+      <w:pPr>
+        <w:keepNext/>
+      </w:pPr>
+    </w:p>
+    <w:p>
+      <w:r>
+        <w:t>Then type the TypeScript compiler settings. As in Chapter 1, notepad .\typescript\tsconfig.json creates and opens the file: choose Yes, type the file, save it with Ctrl+S, and close Notepad.</w:t>
+      </w:r>
+    </w:p>
+    <w:p>
+      <w:pPr>
+        <w:keepNext/>
+      </w:pPr>
+    </w:p>
+    <w:p>
+      <w:pPr>
+        <w:pStyle w:val="Heading3"/>
+      </w:pPr>
+      <w:r>
+        <w:t>typescript/tsconfig.json</w:t>
+      </w:r>
+    </w:p>
+    <w:p>
+      <w:pPr>
+        <w:pStyle w:val="SourceCode"/>
+        <w:keepNext/>
+      </w:pPr>
+      <w:r>
+        <w:t>{</w:t>
+      </w:r>
+    </w:p>
+    <w:p>
+      <w:pPr>
+        <w:pStyle w:val="SourceCode"/>
+        <w:keepNext/>
+      </w:pPr>
+      <w:r>
+        <w:t xml:space="preserve">  "compilerOptions": {</w:t>
+      </w:r>
+    </w:p>
+    <w:p>
+      <w:pPr>
+        <w:pStyle w:val="SourceCode"/>
+      </w:pPr>
+      <w:r>
+        <w:t xml:space="preserve">    "target": "ES2022",</w:t>
+      </w:r>
+    </w:p>
+    <w:p>
+      <w:pPr>
+        <w:pStyle w:val="SourceCode"/>
+      </w:pPr>
+      <w:r>
+        <w:t xml:space="preserve">    "module": "NodeNext",</w:t>
+      </w:r>
+    </w:p>
+    <w:p>
+      <w:pPr>
+        <w:pStyle w:val="SourceCode"/>
+      </w:pPr>
+      <w:r>
+        <w:t xml:space="preserve">    "moduleResolution": "NodeNext",</w:t>
+      </w:r>
+    </w:p>
+    <w:p>
+      <w:pPr>
+        <w:pStyle w:val="SourceCode"/>
+      </w:pPr>
+      <w:r>
+        <w:t xml:space="preserve">    "rootDir": "src",</w:t>
+      </w:r>
+    </w:p>
+    <w:p>
+      <w:pPr>
+        <w:pStyle w:val="SourceCode"/>
+      </w:pPr>
+      <w:r>
+        <w:t xml:space="preserve">    "outDir": "dist",</w:t>
+      </w:r>
+    </w:p>
+    <w:p>
+      <w:pPr>
+        <w:pStyle w:val="SourceCode"/>
+      </w:pPr>
+      <w:r>
+        <w:t xml:space="preserve">    "strict": true,</w:t>
+      </w:r>
+    </w:p>
+    <w:p>
+      <w:pPr>
+        <w:pStyle w:val="SourceCode"/>
+      </w:pPr>
+      <w:r>
+        <w:t xml:space="preserve">    "types": [</w:t>
+      </w:r>
+    </w:p>
+    <w:p>
+      <w:pPr>
+        <w:pStyle w:val="SourceCode"/>
+      </w:pPr>
+      <w:r>
+        <w:t xml:space="preserve">      "node"</w:t>
+      </w:r>
+    </w:p>
+    <w:p>
+      <w:pPr>
+        <w:pStyle w:val="SourceCode"/>
+      </w:pPr>
+      <w:r>
+        <w:t xml:space="preserve">    ],</w:t>
+      </w:r>
+    </w:p>
+    <w:p>
+      <w:pPr>
+        <w:pStyle w:val="SourceCode"/>
+      </w:pPr>
+      <w:r>
+        <w:t xml:space="preserve">    "moduleDetection": "force"</w:t>
+      </w:r>
+    </w:p>
+    <w:p>
+      <w:pPr>
+        <w:pStyle w:val="SourceCode"/>
+      </w:pPr>
+      <w:r>
+        <w:t xml:space="preserve">  },</w:t>
+      </w:r>
+    </w:p>
+    <w:p>
+      <w:pPr>
+        <w:pStyle w:val="SourceCode"/>
+      </w:pPr>
+      <w:r>
+        <w:t xml:space="preserve">  "include": [</w:t>
+      </w:r>
+    </w:p>
+    <w:p>
+      <w:pPr>
+        <w:pStyle w:val="SourceCode"/>
+        <w:keepNext/>
+      </w:pPr>
+      <w:r>
+        <w:t xml:space="preserve">    "src/**/*.ts"</w:t>
+      </w:r>
+    </w:p>
+    <w:p>
+      <w:pPr>
+        <w:pStyle w:val="SourceCode"/>
+        <w:keepNext/>
+      </w:pPr>
+      <w:r>
+        <w:t xml:space="preserve">  ]</w:t>
+      </w:r>
+    </w:p>
+    <w:p>
+      <w:pPr>
+        <w:pStyle w:val="SourceCode"/>
+      </w:pPr>
+      <w:r>
+        <w:t>}</w:t>
+      </w:r>
+    </w:p>
+    <w:p>
+      <w:pPr>
+        <w:keepNext/>
+      </w:pPr>
+    </w:p>
+    <w:p>
+      <w:r>
+        <w:t>You save each source file in its language's section below, as each is shown, the same way.</w:t>
+      </w:r>
+    </w:p>
+    <w:p>
+      <w:pPr>
+        <w:keepNext/>
+      </w:pPr>
+    </w:p>
+    <w:p>
+      <w:pPr>
+        <w:pStyle w:val="Heading3"/>
+      </w:pPr>
+      <w:r>
+        <w:t>Linux or macOS Project Files Setup</w:t>
+      </w:r>
+    </w:p>
+    <w:p>
+      <w:pPr>
+        <w:keepNext/>
+      </w:pPr>
+      <w:r>
+        <w:t>Then create the C#, Go, and TypeScript project files with the same commands as on Windows; cd moves into ./typescript for the npm lines, and cd .. moves back.</w:t>
+      </w:r>
+    </w:p>
+    <w:p>
+      <w:pPr>
+        <w:keepNext/>
+      </w:pPr>
+    </w:p>
+    <w:p>
+      <w:pPr>
+        <w:pStyle w:val="CommandBlock"/>
+        <w:keepNext/>
+      </w:pPr>
+      <w:r>
+        <w:t>dotnet new console -o ./csharp/BasicExports</w:t>
+      </w:r>
+    </w:p>
+    <w:p>
+      <w:pPr>
+        <w:pStyle w:val="CommandBlock"/>
+        <w:keepNext/>
+      </w:pPr>
+      <w:r>
+        <w:t>dotnet new console -o ./csharp/Exports</w:t>
+      </w:r>
+    </w:p>
+    <w:p>
+      <w:pPr>
+        <w:pStyle w:val="CommandBlock"/>
+        <w:keepNext/>
+      </w:pPr>
+      <w:r>
+        <w:t>go -C ./go mod init example.com/exports</w:t>
+      </w:r>
+    </w:p>
+    <w:p>
+      <w:pPr>
+        <w:pStyle w:val="CommandBlock"/>
+        <w:keepNext/>
+      </w:pPr>
+      <w:r>
+        <w:t>cd ./typescript</w:t>
+      </w:r>
+    </w:p>
+    <w:p>
+      <w:pPr>
+        <w:pStyle w:val="CommandBlock"/>
+        <w:keepNext/>
+      </w:pPr>
+      <w:r>
+        <w:t>npm init -y</w:t>
+      </w:r>
+    </w:p>
+    <w:p>
+      <w:pPr>
+        <w:pStyle w:val="CommandBlock"/>
+        <w:keepNext/>
+      </w:pPr>
+      <w:r>
+        <w:t>npm pkg set name=exports-typescript type=module</w:t>
+      </w:r>
+    </w:p>
+    <w:p>
+      <w:pPr>
+        <w:pStyle w:val="CommandBlock"/>
+        <w:keepNext/>
+      </w:pPr>
+      <w:r>
+        <w:t>npm pkg set private=true --json</w:t>
+      </w:r>
+    </w:p>
+    <w:p>
+      <w:pPr>
+        <w:pStyle w:val="CommandBlock"/>
+        <w:keepNext/>
+      </w:pPr>
+      <w:r>
+        <w:t>npm pkg set "scripts.check=tsc --noEmit" "scripts.build=tsc --noEmitOnError"</w:t>
+      </w:r>
+    </w:p>
+    <w:p>
+      <w:pPr>
+        <w:pStyle w:val="CommandBlock"/>
+        <w:keepNext/>
+      </w:pPr>
+      <w:r>
+        <w:t>npm pkg delete version description main keywords author license scripts.test</w:t>
+      </w:r>
+    </w:p>
+    <w:p>
+      <w:pPr>
+        <w:pStyle w:val="CommandBlock"/>
+      </w:pPr>
+      <w:r>
+        <w:t>cd ..</w:t>
+      </w:r>
+    </w:p>
+    <w:p>
+      <w:pPr>
+        <w:keepNext/>
+      </w:pPr>
+    </w:p>
+    <w:p>
+      <w:r>
+        <w:t>Type typescript/tsconfig.json exactly as shown in the Windows setup. You save each source file in its language's section below, as each is shown. As in Chapter 1, nano ./c/basic_exports.c creates and opens one: type the file, then save and close it with Ctrl+O, Enter, then Ctrl+X.</w:t>
       </w:r>
     </w:p>
     <w:p>
@@ -1572,6 +1975,16 @@
       </w:pPr>
     </w:p>
     <w:p>
+      <w:r>
+        <w:t>Remember, dotnet add writes the pinned package into the .csproj, go get pins the module in go.mod and go.sum, and npm install --save-exact pins each package in package.json. dotnet add also restores the package, so the dotnet restore lines below only check that it is there. go get lists the module as // indirect until a Go file imports it, and the build works either way; after you save the Go files, go -C .\go mod tidy rewrites go.mod to match the imports, as Supporting Files shows.</w:t>
+      </w:r>
+    </w:p>
+    <w:p>
+      <w:pPr>
+        <w:keepNext/>
+      </w:pPr>
+    </w:p>
+    <w:p>
       <w:pPr>
         <w:pStyle w:val="Heading3"/>
       </w:pPr>
@@ -1585,7 +1998,34 @@
         <w:keepNext/>
       </w:pPr>
       <w:r>
-        <w:t>npm --prefix .\typescript install --ignore-scripts --no-audit --no-fund</w:t>
+        <w:t>npm --prefix .\typescript install --save-dev --save-exact @types/node@24.13.5 `</w:t>
+      </w:r>
+    </w:p>
+    <w:p>
+      <w:pPr>
+        <w:pStyle w:val="CommandBlock"/>
+        <w:keepNext/>
+      </w:pPr>
+      <w:r>
+        <w:t xml:space="preserve">    typescript@7.0.2 --ignore-scripts --no-audit --no-fund</w:t>
+      </w:r>
+    </w:p>
+    <w:p>
+      <w:pPr>
+        <w:pStyle w:val="CommandBlock"/>
+        <w:keepNext/>
+      </w:pPr>
+      <w:r>
+        <w:t>npm --prefix .\typescript install --save-exact csv-stringify@6.8.3 mysql2@3.24.5 `</w:t>
+      </w:r>
+    </w:p>
+    <w:p>
+      <w:pPr>
+        <w:pStyle w:val="CommandBlock"/>
+        <w:keepNext/>
+      </w:pPr>
+      <w:r>
+        <w:t xml:space="preserve">    --ignore-scripts --no-audit --no-fund</w:t>
       </w:r>
     </w:p>
     <w:p>
@@ -1612,7 +2052,43 @@
         <w:keepNext/>
       </w:pPr>
       <w:r>
-        <w:t>go -C .\go mod tidy</w:t>
+        <w:t>go -C .\go get github.com/go-sql-driver/mysql@v1.10.1</w:t>
+      </w:r>
+    </w:p>
+    <w:p>
+      <w:pPr>
+        <w:pStyle w:val="CommandBlock"/>
+        <w:keepNext/>
+      </w:pPr>
+      <w:r>
+        <w:t>dotnet add .\csharp\BasicExports package CsvHelper --version 33.1.0</w:t>
+      </w:r>
+    </w:p>
+    <w:p>
+      <w:pPr>
+        <w:pStyle w:val="CommandBlock"/>
+        <w:keepNext/>
+      </w:pPr>
+      <w:r>
+        <w:t>dotnet add .\csharp\BasicExports package MySqlConnector --version 2.6.2</w:t>
+      </w:r>
+    </w:p>
+    <w:p>
+      <w:pPr>
+        <w:pStyle w:val="CommandBlock"/>
+        <w:keepNext/>
+      </w:pPr>
+      <w:r>
+        <w:t>dotnet add .\csharp\Exports package CsvHelper --version 33.1.0</w:t>
+      </w:r>
+    </w:p>
+    <w:p>
+      <w:pPr>
+        <w:pStyle w:val="CommandBlock"/>
+        <w:keepNext/>
+      </w:pPr>
+      <w:r>
+        <w:t>dotnet add .\csharp\Exports package MySqlConnector --version 2.6.2</w:t>
       </w:r>
     </w:p>
     <w:p>
@@ -1837,7 +2313,34 @@
         <w:keepNext/>
       </w:pPr>
       <w:r>
-        <w:t>npm --prefix ./typescript install --ignore-scripts --no-audit --no-fund</w:t>
+        <w:t>npm --prefix ./typescript install --save-dev --save-exact @types/node@24.13.5 \</w:t>
+      </w:r>
+    </w:p>
+    <w:p>
+      <w:pPr>
+        <w:pStyle w:val="CommandBlock"/>
+        <w:keepNext/>
+      </w:pPr>
+      <w:r>
+        <w:t xml:space="preserve">    typescript@7.0.2 --ignore-scripts --no-audit --no-fund</w:t>
+      </w:r>
+    </w:p>
+    <w:p>
+      <w:pPr>
+        <w:pStyle w:val="CommandBlock"/>
+        <w:keepNext/>
+      </w:pPr>
+      <w:r>
+        <w:t>npm --prefix ./typescript install --save-exact csv-stringify@6.8.3 mysql2@3.24.5 \</w:t>
+      </w:r>
+    </w:p>
+    <w:p>
+      <w:pPr>
+        <w:pStyle w:val="CommandBlock"/>
+        <w:keepNext/>
+      </w:pPr>
+      <w:r>
+        <w:t xml:space="preserve">    --ignore-scripts --no-audit --no-fund</w:t>
       </w:r>
     </w:p>
     <w:p>
@@ -1864,7 +2367,43 @@
         <w:keepNext/>
       </w:pPr>
       <w:r>
-        <w:t>go -C ./go mod tidy</w:t>
+        <w:t>go -C ./go get github.com/go-sql-driver/mysql@v1.10.1</w:t>
+      </w:r>
+    </w:p>
+    <w:p>
+      <w:pPr>
+        <w:pStyle w:val="CommandBlock"/>
+        <w:keepNext/>
+      </w:pPr>
+      <w:r>
+        <w:t>dotnet add ./csharp/BasicExports package CsvHelper --version 33.1.0</w:t>
+      </w:r>
+    </w:p>
+    <w:p>
+      <w:pPr>
+        <w:pStyle w:val="CommandBlock"/>
+        <w:keepNext/>
+      </w:pPr>
+      <w:r>
+        <w:t>dotnet add ./csharp/BasicExports package MySqlConnector --version 2.6.2</w:t>
+      </w:r>
+    </w:p>
+    <w:p>
+      <w:pPr>
+        <w:pStyle w:val="CommandBlock"/>
+        <w:keepNext/>
+      </w:pPr>
+      <w:r>
+        <w:t>dotnet add ./csharp/Exports package CsvHelper --version 33.1.0</w:t>
+      </w:r>
+    </w:p>
+    <w:p>
+      <w:pPr>
+        <w:pStyle w:val="CommandBlock"/>
+        <w:keepNext/>
+      </w:pPr>
+      <w:r>
+        <w:t>dotnet add ./csharp/Exports package MySqlConnector --version 2.6.2</w:t>
       </w:r>
     </w:p>
     <w:p>
@@ -43339,7 +43878,7 @@
     </w:p>
     <w:p>
       <w:r>
-        <w:t>These files are Lesson 4.0's, with this lesson's names and one more package each. Each .csproj names CsvHelper 33.1.0 and MySqlConnector 2.6.2. go.mod names this lesson's module, example.com/exports, requires the driver at v1.10.1, and lists filippo.io/edwards25519, a package the driver itself uses, as indirect; encoding/csv and encoding/json come with Go. package.json names csv-stringify 6.8.3 and mysql2 3.24.5 under dependencies.</w:t>
+        <w:t>These are the files the setup commands wrote, shown here so you can check yours. Your go line shows your own Go version, your mysql line says // indirect until you run go mod tidy, and the blank lines and the order of the package.json fields may differ.</w:t>
       </w:r>
     </w:p>
     <w:p>
@@ -43811,164 +44350,6 @@
       </w:pPr>
       <w:r>
         <w:t xml:space="preserve">  }</w:t>
-      </w:r>
-    </w:p>
-    <w:p>
-      <w:pPr>
-        <w:pStyle w:val="SourceCode"/>
-      </w:pPr>
-      <w:r>
-        <w:t>}</w:t>
-      </w:r>
-    </w:p>
-    <w:p>
-      <w:pPr>
-        <w:keepNext/>
-      </w:pPr>
-    </w:p>
-    <w:p>
-      <w:pPr>
-        <w:keepNext/>
-      </w:pPr>
-    </w:p>
-    <w:p>
-      <w:pPr>
-        <w:pStyle w:val="Heading2"/>
-      </w:pPr>
-      <w:r>
-        <w:t>typescript/tsconfig.json</w:t>
-      </w:r>
-    </w:p>
-    <w:p>
-      <w:pPr>
-        <w:pStyle w:val="SourceCode"/>
-        <w:keepNext/>
-      </w:pPr>
-      <w:r>
-        <w:t>{</w:t>
-      </w:r>
-    </w:p>
-    <w:p>
-      <w:pPr>
-        <w:pStyle w:val="SourceCode"/>
-        <w:keepNext/>
-      </w:pPr>
-      <w:r>
-        <w:t xml:space="preserve">  "compilerOptions": {</w:t>
-      </w:r>
-    </w:p>
-    <w:p>
-      <w:pPr>
-        <w:pStyle w:val="SourceCode"/>
-      </w:pPr>
-      <w:r>
-        <w:t xml:space="preserve">    "target": "ES2022",</w:t>
-      </w:r>
-    </w:p>
-    <w:p>
-      <w:pPr>
-        <w:pStyle w:val="SourceCode"/>
-      </w:pPr>
-      <w:r>
-        <w:t xml:space="preserve">    "module": "NodeNext",</w:t>
-      </w:r>
-    </w:p>
-    <w:p>
-      <w:pPr>
-        <w:pStyle w:val="SourceCode"/>
-      </w:pPr>
-      <w:r>
-        <w:t xml:space="preserve">    "moduleResolution": "NodeNext",</w:t>
-      </w:r>
-    </w:p>
-    <w:p>
-      <w:pPr>
-        <w:pStyle w:val="SourceCode"/>
-      </w:pPr>
-      <w:r>
-        <w:t xml:space="preserve">    "rootDir": "src",</w:t>
-      </w:r>
-    </w:p>
-    <w:p>
-      <w:pPr>
-        <w:pStyle w:val="SourceCode"/>
-      </w:pPr>
-      <w:r>
-        <w:t xml:space="preserve">    "outDir": "dist",</w:t>
-      </w:r>
-    </w:p>
-    <w:p>
-      <w:pPr>
-        <w:pStyle w:val="SourceCode"/>
-      </w:pPr>
-      <w:r>
-        <w:t xml:space="preserve">    "strict": true,</w:t>
-      </w:r>
-    </w:p>
-    <w:p>
-      <w:pPr>
-        <w:pStyle w:val="SourceCode"/>
-      </w:pPr>
-      <w:r>
-        <w:t xml:space="preserve">    "types": [</w:t>
-      </w:r>
-    </w:p>
-    <w:p>
-      <w:pPr>
-        <w:pStyle w:val="SourceCode"/>
-      </w:pPr>
-      <w:r>
-        <w:t xml:space="preserve">      "node"</w:t>
-      </w:r>
-    </w:p>
-    <w:p>
-      <w:pPr>
-        <w:pStyle w:val="SourceCode"/>
-      </w:pPr>
-      <w:r>
-        <w:t xml:space="preserve">    ],</w:t>
-      </w:r>
-    </w:p>
-    <w:p>
-      <w:pPr>
-        <w:pStyle w:val="SourceCode"/>
-      </w:pPr>
-      <w:r>
-        <w:t xml:space="preserve">    "moduleDetection": "force"</w:t>
-      </w:r>
-    </w:p>
-    <w:p>
-      <w:pPr>
-        <w:pStyle w:val="SourceCode"/>
-      </w:pPr>
-      <w:r>
-        <w:t xml:space="preserve">  },</w:t>
-      </w:r>
-    </w:p>
-    <w:p>
-      <w:pPr>
-        <w:pStyle w:val="SourceCode"/>
-      </w:pPr>
-      <w:r>
-        <w:t xml:space="preserve">  "include": [</w:t>
-      </w:r>
-    </w:p>
-    <w:p>
-      <w:pPr>
-        <w:pStyle w:val="SourceCode"/>
-        <w:keepNext/>
-      </w:pPr>
-      <w:r>
-        <w:t xml:space="preserve">    "src/**/*.ts"</w:t>
-      </w:r>
-    </w:p>
-    <w:p>
-      <w:pPr>
-        <w:pStyle w:val="SourceCode"/>
-        <w:keepNext/>
-      </w:pPr>
-      <w:r>
-        <w:t xml:space="preserve">  ]</w:t>
       </w:r>
     </w:p>
     <w:p>
@@ -46009,31 +46390,31 @@
       </w:rPr>
     </w:lvl>
   </w:abstractNum>
-  <w:num w:numId="1" w16cid:durableId="353194264">
+  <w:num w:numId="1" w16cid:durableId="1088040213">
     <w:abstractNumId w:val="8"/>
   </w:num>
-  <w:num w:numId="2" w16cid:durableId="1906262623">
+  <w:num w:numId="2" w16cid:durableId="264775602">
     <w:abstractNumId w:val="6"/>
   </w:num>
-  <w:num w:numId="3" w16cid:durableId="88082125">
+  <w:num w:numId="3" w16cid:durableId="1887597360">
     <w:abstractNumId w:val="5"/>
   </w:num>
-  <w:num w:numId="4" w16cid:durableId="737483772">
+  <w:num w:numId="4" w16cid:durableId="993337284">
     <w:abstractNumId w:val="4"/>
   </w:num>
-  <w:num w:numId="5" w16cid:durableId="681471137">
+  <w:num w:numId="5" w16cid:durableId="781656347">
     <w:abstractNumId w:val="7"/>
   </w:num>
-  <w:num w:numId="6" w16cid:durableId="715088490">
+  <w:num w:numId="6" w16cid:durableId="270360357">
     <w:abstractNumId w:val="3"/>
   </w:num>
-  <w:num w:numId="7" w16cid:durableId="1869755892">
+  <w:num w:numId="7" w16cid:durableId="859125479">
     <w:abstractNumId w:val="2"/>
   </w:num>
-  <w:num w:numId="8" w16cid:durableId="313684530">
+  <w:num w:numId="8" w16cid:durableId="1738475256">
     <w:abstractNumId w:val="1"/>
   </w:num>
-  <w:num w:numId="9" w16cid:durableId="1840465439">
+  <w:num w:numId="9" w16cid:durableId="1420565369">
     <w:abstractNumId w:val="0"/>
   </w:num>
 </w:numbering>

--- a/Volume 1/Chapter 05 - CRUD Applications/SPA_Vol1_Ch5_Lesson5_8_Exports.docx
+++ b/Volume 1/Chapter 05 - CRUD Applications/SPA_Vol1_Ch5_Lesson5_8_Exports.docx
@@ -741,7 +741,7 @@
         <w:keepNext/>
       </w:pPr>
       <w:r>
-        <w:t>Data Reset: the Contacts Table With Four Contacts</w:t>
+        <w:t>Data Reset: the Language's Table With Four Contacts</w:t>
       </w:r>
     </w:p>
     <w:p>
@@ -861,7 +861,7 @@
         <w:pStyle w:val="ListBullet"/>
       </w:pPr>
       <w:r>
-        <w:t>Project Setup's Data Reset drops contacts and contact_groups, creates the Chapter 5 contacts table, and inserts four contacts: Lesson 4.6's three and Katherine "Kat" Johnson. Every Build and Run block runs the reset file again before its program.</w:t>
+        <w:t>Each language has its own table, contacts_c to contacts_typescript, and its own reset file. Project Setup's Data Reset runs all six: each drops its language's contacts and contact_groups tables, creates its Chapter 5 contacts table, and inserts four contacts: Lesson 4.6's three and Katherine "Kat" Johnson. Every Build and Run block runs its language's reset file again before its program.</w:t>
       </w:r>
     </w:p>
     <w:p>
@@ -899,7 +899,7 @@
         <w:t>ễ</w:t>
       </w:r>
       <w:r>
-        <w:t>n, with .\sql\add_international_contact.sql, and every language writes the same bytes for it too.</w:t>
+        <w:t>n, to the language's own table with its file, such as .\sql\add_international_contact_c.sql, and every language writes the same bytes for it too.</w:t>
       </w:r>
     </w:p>
     <w:p>
@@ -972,15 +972,95 @@
         <w:pStyle w:val="CommandBlock"/>
       </w:pPr>
       <w:r>
-        <w:t xml:space="preserve">  sql/reset_contacts.sql</w:t>
-      </w:r>
-    </w:p>
-    <w:p>
-      <w:pPr>
-        <w:pStyle w:val="CommandBlock"/>
-      </w:pPr>
-      <w:r>
-        <w:t xml:space="preserve">  sql/add_international_contact.sql</w:t>
+        <w:t xml:space="preserve">  sql/reset_contacts_c.sql</w:t>
+      </w:r>
+    </w:p>
+    <w:p>
+      <w:pPr>
+        <w:pStyle w:val="CommandBlock"/>
+      </w:pPr>
+      <w:r>
+        <w:t xml:space="preserve">  sql/reset_contacts_cpp.sql</w:t>
+      </w:r>
+    </w:p>
+    <w:p>
+      <w:pPr>
+        <w:pStyle w:val="CommandBlock"/>
+      </w:pPr>
+      <w:r>
+        <w:t xml:space="preserve">  sql/reset_contacts_csharp.sql</w:t>
+      </w:r>
+    </w:p>
+    <w:p>
+      <w:pPr>
+        <w:pStyle w:val="CommandBlock"/>
+      </w:pPr>
+      <w:r>
+        <w:t xml:space="preserve">  sql/reset_contacts_go.sql</w:t>
+      </w:r>
+    </w:p>
+    <w:p>
+      <w:pPr>
+        <w:pStyle w:val="CommandBlock"/>
+      </w:pPr>
+      <w:r>
+        <w:t xml:space="preserve">  sql/reset_contacts_python.sql</w:t>
+      </w:r>
+    </w:p>
+    <w:p>
+      <w:pPr>
+        <w:pStyle w:val="CommandBlock"/>
+      </w:pPr>
+      <w:r>
+        <w:t xml:space="preserve">  sql/reset_contacts_typescript.sql</w:t>
+      </w:r>
+    </w:p>
+    <w:p>
+      <w:pPr>
+        <w:pStyle w:val="CommandBlock"/>
+      </w:pPr>
+      <w:r>
+        <w:t xml:space="preserve">  sql/add_international_contact_c.sql</w:t>
+      </w:r>
+    </w:p>
+    <w:p>
+      <w:pPr>
+        <w:pStyle w:val="CommandBlock"/>
+      </w:pPr>
+      <w:r>
+        <w:t xml:space="preserve">  sql/add_international_contact_cpp.sql</w:t>
+      </w:r>
+    </w:p>
+    <w:p>
+      <w:pPr>
+        <w:pStyle w:val="CommandBlock"/>
+      </w:pPr>
+      <w:r>
+        <w:t xml:space="preserve">  sql/add_international_contact_csharp.sql</w:t>
+      </w:r>
+    </w:p>
+    <w:p>
+      <w:pPr>
+        <w:pStyle w:val="CommandBlock"/>
+      </w:pPr>
+      <w:r>
+        <w:t xml:space="preserve">  sql/add_international_contact_go.sql</w:t>
+      </w:r>
+    </w:p>
+    <w:p>
+      <w:pPr>
+        <w:pStyle w:val="CommandBlock"/>
+      </w:pPr>
+      <w:r>
+        <w:t xml:space="preserve">  sql/add_international_contact_python.sql</w:t>
+      </w:r>
+    </w:p>
+    <w:p>
+      <w:pPr>
+        <w:pStyle w:val="CommandBlock"/>
+      </w:pPr>
+      <w:r>
+        <w:t xml:space="preserve">  sql/add_international_contact_typescript.sql</w:t>
       </w:r>
     </w:p>
     <w:p>
@@ -2996,10 +3076,10 @@
     </w:p>
     <w:p>
       <w:r>
-        <w:t>This lesson's reset file drops contacts and, if an earlier lesson left it, contact_groups, with any rows in them, then creates the Chapter 5 contacts table and inserts four contacts: Lesson 4.6's three, and Katherine "Kat" Johnson, whose name holds quotes and whose phone starts with +, so the exports show how CSV and JSON write them. Every Build and Run block runs this file again, so each run starts from exactly this state. The rows it removes were practice rows; the Chapter 4 project keeps its own data and</w:t>
-      </w:r>
-      <w:r>
-        <w:t xml:space="preserve"> never resets it.</w:t>
+        <w:t>Remember, each language keeps its own table (Lesson 4.4), contacts_c to contacts_typescript, so each has its own reset file, which touches only that table. reset_contacts_c.sql drops contacts_c and, if an earlier lesson left it, contact_groups_c, with any rows in them, then creates the Chapter 5 contacts_c table and inserts four contacts: Lesson 4.6's three, and Katherine "Kat" Johnson, whose name holds quotes and whose phone starts with +, so the exports show how CSV and JSON write them. The six files diff</w:t>
+      </w:r>
+      <w:r>
+        <w:t>er only in the language's name. Every Build and Run block runs its language's file again, so each run starts from exactly this state. The rows it removes were practice rows; the Chapter 4 project keeps its own data and never resets it.</w:t>
       </w:r>
     </w:p>
     <w:p>
@@ -3012,70 +3092,62 @@
         <w:pStyle w:val="Heading3"/>
       </w:pPr>
       <w:r>
-        <w:t>sql/reset_contacts.sql</w:t>
-      </w:r>
-    </w:p>
-    <w:p>
-      <w:pPr>
-        <w:pStyle w:val="SourceCode"/>
-        <w:keepNext/>
-      </w:pPr>
-      <w:r>
-        <w:t>-- Lesson 5.8's known state: the Chapter 5 contacts table with four</w:t>
-      </w:r>
-    </w:p>
-    <w:p>
-      <w:pPr>
-        <w:pStyle w:val="SourceCode"/>
-        <w:keepNext/>
-      </w:pPr>
-      <w:r>
-        <w:t>-- contacts. This file drops the lesson tables, with any rows earlier</w:t>
-      </w:r>
-    </w:p>
-    <w:p>
-      <w:pPr>
-        <w:pStyle w:val="SourceCode"/>
-      </w:pPr>
-      <w:r>
-        <w:t>-- lessons or your own experiments left in them, and builds the contacts</w:t>
-      </w:r>
-    </w:p>
-    <w:p>
-      <w:pPr>
-        <w:pStyle w:val="SourceCode"/>
-      </w:pPr>
-      <w:r>
-        <w:t>-- table again.</w:t>
-      </w:r>
-    </w:p>
-    <w:p>
-      <w:pPr>
-        <w:pStyle w:val="SourceCode"/>
-      </w:pPr>
-    </w:p>
-    <w:p>
-      <w:pPr>
-        <w:pStyle w:val="SourceCode"/>
-      </w:pPr>
-      <w:r>
-        <w:t>-- Remove the old tables (Lesson 4.4). contacts goes first, because in</w:t>
-      </w:r>
-    </w:p>
-    <w:p>
-      <w:pPr>
-        <w:pStyle w:val="SourceCode"/>
-      </w:pPr>
-      <w:r>
-        <w:t>-- Lessons 4.11 to 4.14 its rows pointed at contact_groups. Chapter 5 does</w:t>
-      </w:r>
-    </w:p>
-    <w:p>
-      <w:pPr>
-        <w:pStyle w:val="SourceCode"/>
-      </w:pPr>
-      <w:r>
-        <w:t>-- not use groups, so contact_groups is removed too. IF EXISTS skips a</w:t>
+        <w:t>sql/reset_contacts_c.sql</w:t>
+      </w:r>
+    </w:p>
+    <w:p>
+      <w:pPr>
+        <w:pStyle w:val="SourceCode"/>
+        <w:keepNext/>
+      </w:pPr>
+      <w:r>
+        <w:t>-- Lesson 5.8's known state for C. This file resets the C programs' own</w:t>
+      </w:r>
+    </w:p>
+    <w:p>
+      <w:pPr>
+        <w:pStyle w:val="SourceCode"/>
+        <w:keepNext/>
+      </w:pPr>
+      <w:r>
+        <w:t>-- table, contacts_c: it drops it, with any rows earlier lessons or your own</w:t>
+      </w:r>
+    </w:p>
+    <w:p>
+      <w:pPr>
+        <w:pStyle w:val="SourceCode"/>
+      </w:pPr>
+      <w:r>
+        <w:t>-- experiments left in it, and builds it again with four contacts.</w:t>
+      </w:r>
+    </w:p>
+    <w:p>
+      <w:pPr>
+        <w:pStyle w:val="SourceCode"/>
+      </w:pPr>
+    </w:p>
+    <w:p>
+      <w:pPr>
+        <w:pStyle w:val="SourceCode"/>
+      </w:pPr>
+      <w:r>
+        <w:t>-- Remove the old tables (Lesson 4.4). contacts_c goes first, because in</w:t>
+      </w:r>
+    </w:p>
+    <w:p>
+      <w:pPr>
+        <w:pStyle w:val="SourceCode"/>
+      </w:pPr>
+      <w:r>
+        <w:t>-- Lessons 4.11 to 4.14 its rows pointed at contact_groups_c. Chapter 5 does</w:t>
+      </w:r>
+    </w:p>
+    <w:p>
+      <w:pPr>
+        <w:pStyle w:val="SourceCode"/>
+      </w:pPr>
+      <w:r>
+        <w:t>-- not use groups, so contact_groups_c is removed too. IF EXISTS skips a</w:t>
       </w:r>
     </w:p>
     <w:p>
@@ -3091,15 +3163,15 @@
         <w:pStyle w:val="SourceCode"/>
       </w:pPr>
       <w:r>
-        <w:t>DROP TABLE IF EXISTS contacts;</w:t>
-      </w:r>
-    </w:p>
-    <w:p>
-      <w:pPr>
-        <w:pStyle w:val="SourceCode"/>
-      </w:pPr>
-      <w:r>
-        <w:t>DROP TABLE IF EXISTS contact_groups;</w:t>
+        <w:t>DROP TABLE IF EXISTS contacts_c;</w:t>
+      </w:r>
+    </w:p>
+    <w:p>
+      <w:pPr>
+        <w:pStyle w:val="SourceCode"/>
+      </w:pPr>
+      <w:r>
+        <w:t>DROP TABLE IF EXISTS contact_groups_c;</w:t>
       </w:r>
     </w:p>
     <w:p>
@@ -3120,7 +3192,7 @@
         <w:pStyle w:val="SourceCode"/>
       </w:pPr>
       <w:r>
-        <w:t>CREATE TABLE contacts (</w:t>
+        <w:t>CREATE TABLE contacts_c (</w:t>
       </w:r>
     </w:p>
     <w:p>
@@ -3160,7 +3232,7 @@
         <w:pStyle w:val="SourceCode"/>
       </w:pPr>
       <w:r>
-        <w:t xml:space="preserve">    INDEX idx_contacts_name (name)</w:t>
+        <w:t xml:space="preserve">    INDEX idx_contacts_c_name (name)</w:t>
       </w:r>
     </w:p>
     <w:p>
@@ -3205,7 +3277,7 @@
         <w:pStyle w:val="SourceCode"/>
       </w:pPr>
       <w:r>
-        <w:t>INSERT INTO contacts (name, email, phone)</w:t>
+        <w:t>INSERT INTO contacts_c (name, email, phone)</w:t>
       </w:r>
     </w:p>
     <w:p>
@@ -3221,7 +3293,7 @@
         <w:pStyle w:val="SourceCode"/>
       </w:pPr>
       <w:r>
-        <w:t>INSERT INTO contacts (name, email, phone)</w:t>
+        <w:t>INSERT INTO contacts_c (name, email, phone)</w:t>
       </w:r>
     </w:p>
     <w:p>
@@ -3237,7 +3309,7 @@
         <w:pStyle w:val="SourceCode"/>
       </w:pPr>
       <w:r>
-        <w:t>INSERT INTO contacts (name, email, phone)</w:t>
+        <w:t>INSERT INTO contacts_c (name, email, phone)</w:t>
       </w:r>
     </w:p>
     <w:p>
@@ -3254,7 +3326,7 @@
         <w:keepNext/>
       </w:pPr>
       <w:r>
-        <w:t>INSERT INTO contacts (name, email, phone)</w:t>
+        <w:t>INSERT INTO contacts_c (name, email, phone)</w:t>
       </w:r>
     </w:p>
     <w:p>
@@ -3280,20 +3352,1364 @@
       </w:pPr>
     </w:p>
     <w:p>
-      <w:r>
-        <w:t>The first client command is Lesson 4.2's CREATE DATABASE IF NOT EXISTS spa_contacts, so this lesson works even if you start here. The second runs the file; remember, the client runs source from -e only with --commands (Lesson 4.6). The third shows the table. Remember, MYSQL_PWD lasts only until the block's last line.</w:t>
-      </w:r>
-    </w:p>
-    <w:p>
-      <w:pPr>
-        <w:keepNext/>
-      </w:pPr>
-    </w:p>
-    <w:p>
       <w:pPr>
         <w:pStyle w:val="Heading3"/>
       </w:pPr>
       <w:r>
+        <w:t>sql/reset_contacts_cpp.sql</w:t>
+      </w:r>
+    </w:p>
+    <w:p>
+      <w:pPr>
+        <w:pStyle w:val="SourceCode"/>
+        <w:keepNext/>
+      </w:pPr>
+      <w:r>
+        <w:t>-- Lesson 5.8's known state for C++. This file resets the C++ programs' own</w:t>
+      </w:r>
+    </w:p>
+    <w:p>
+      <w:pPr>
+        <w:pStyle w:val="SourceCode"/>
+        <w:keepNext/>
+      </w:pPr>
+      <w:r>
+        <w:t>-- table, contacts_cpp: it drops it, with any rows earlier lessons or your</w:t>
+      </w:r>
+    </w:p>
+    <w:p>
+      <w:pPr>
+        <w:pStyle w:val="SourceCode"/>
+      </w:pPr>
+      <w:r>
+        <w:t>-- own experiments left in it, and builds it again with four contacts.</w:t>
+      </w:r>
+    </w:p>
+    <w:p>
+      <w:pPr>
+        <w:pStyle w:val="SourceCode"/>
+      </w:pPr>
+    </w:p>
+    <w:p>
+      <w:pPr>
+        <w:pStyle w:val="SourceCode"/>
+      </w:pPr>
+      <w:r>
+        <w:t>-- Remove the old tables (Lesson 4.4). contacts_cpp goes first, because in</w:t>
+      </w:r>
+    </w:p>
+    <w:p>
+      <w:pPr>
+        <w:pStyle w:val="SourceCode"/>
+      </w:pPr>
+      <w:r>
+        <w:t>-- Lessons 4.11 to 4.14 its rows pointed at contact_groups_cpp. Chapter 5</w:t>
+      </w:r>
+    </w:p>
+    <w:p>
+      <w:pPr>
+        <w:pStyle w:val="SourceCode"/>
+      </w:pPr>
+      <w:r>
+        <w:t>-- does not use groups, so contact_groups_cpp is removed too. IF EXISTS</w:t>
+      </w:r>
+    </w:p>
+    <w:p>
+      <w:pPr>
+        <w:pStyle w:val="SourceCode"/>
+      </w:pPr>
+      <w:r>
+        <w:t>-- skips a table that is not there.</w:t>
+      </w:r>
+    </w:p>
+    <w:p>
+      <w:pPr>
+        <w:pStyle w:val="SourceCode"/>
+      </w:pPr>
+      <w:r>
+        <w:t>DROP TABLE IF EXISTS contacts_cpp;</w:t>
+      </w:r>
+    </w:p>
+    <w:p>
+      <w:pPr>
+        <w:pStyle w:val="SourceCode"/>
+      </w:pPr>
+      <w:r>
+        <w:t>DROP TABLE IF EXISTS contact_groups_cpp;</w:t>
+      </w:r>
+    </w:p>
+    <w:p>
+      <w:pPr>
+        <w:pStyle w:val="SourceCode"/>
+      </w:pPr>
+    </w:p>
+    <w:p>
+      <w:pPr>
+        <w:pStyle w:val="SourceCode"/>
+      </w:pPr>
+      <w:r>
+        <w:t>-- Lesson 4.4's contacts table, with Lesson 4.12's index on name.</w:t>
+      </w:r>
+    </w:p>
+    <w:p>
+      <w:pPr>
+        <w:pStyle w:val="SourceCode"/>
+      </w:pPr>
+      <w:r>
+        <w:t>CREATE TABLE contacts_cpp (</w:t>
+      </w:r>
+    </w:p>
+    <w:p>
+      <w:pPr>
+        <w:pStyle w:val="SourceCode"/>
+      </w:pPr>
+      <w:r>
+        <w:t xml:space="preserve">    id    INT AUTO_INCREMENT PRIMARY KEY,</w:t>
+      </w:r>
+    </w:p>
+    <w:p>
+      <w:pPr>
+        <w:pStyle w:val="SourceCode"/>
+      </w:pPr>
+      <w:r>
+        <w:t xml:space="preserve">    name  VARCHAR(100) NOT NULL,</w:t>
+      </w:r>
+    </w:p>
+    <w:p>
+      <w:pPr>
+        <w:pStyle w:val="SourceCode"/>
+      </w:pPr>
+      <w:r>
+        <w:t xml:space="preserve">    email VARCHAR(254) NOT NULL UNIQUE,</w:t>
+      </w:r>
+    </w:p>
+    <w:p>
+      <w:pPr>
+        <w:pStyle w:val="SourceCode"/>
+      </w:pPr>
+      <w:r>
+        <w:t xml:space="preserve">    phone VARCHAR(20)  NULL,</w:t>
+      </w:r>
+    </w:p>
+    <w:p>
+      <w:pPr>
+        <w:pStyle w:val="SourceCode"/>
+      </w:pPr>
+      <w:r>
+        <w:t xml:space="preserve">    INDEX idx_contacts_cpp_name (name)</w:t>
+      </w:r>
+    </w:p>
+    <w:p>
+      <w:pPr>
+        <w:pStyle w:val="SourceCode"/>
+      </w:pPr>
+      <w:r>
+        <w:t>) CHARACTER SET utf8mb4;</w:t>
+      </w:r>
+    </w:p>
+    <w:p>
+      <w:pPr>
+        <w:pStyle w:val="SourceCode"/>
+      </w:pPr>
+    </w:p>
+    <w:p>
+      <w:pPr>
+        <w:pStyle w:val="SourceCode"/>
+      </w:pPr>
+      <w:r>
+        <w:t>-- Lesson 4.6's three contacts, ids 1, 2, 3, and a fourth, id 4, whose</w:t>
+      </w:r>
+    </w:p>
+    <w:p>
+      <w:pPr>
+        <w:pStyle w:val="SourceCode"/>
+      </w:pPr>
+      <w:r>
+        <w:t>-- name holds double quotes and whose phone starts with +, so the exports</w:t>
+      </w:r>
+    </w:p>
+    <w:p>
+      <w:pPr>
+        <w:pStyle w:val="SourceCode"/>
+      </w:pPr>
+      <w:r>
+        <w:t>-- show how CSV and JSON write those characters.</w:t>
+      </w:r>
+    </w:p>
+    <w:p>
+      <w:pPr>
+        <w:pStyle w:val="SourceCode"/>
+      </w:pPr>
+      <w:r>
+        <w:t>INSERT INTO contacts_cpp (name, email, phone)</w:t>
+      </w:r>
+    </w:p>
+    <w:p>
+      <w:pPr>
+        <w:pStyle w:val="SourceCode"/>
+      </w:pPr>
+      <w:r>
+        <w:t xml:space="preserve">    VALUES ('Ada Lovelace', 'ada@example.com', '555-0100');</w:t>
+      </w:r>
+    </w:p>
+    <w:p>
+      <w:pPr>
+        <w:pStyle w:val="SourceCode"/>
+      </w:pPr>
+      <w:r>
+        <w:t>INSERT INTO contacts_cpp (name, email, phone)</w:t>
+      </w:r>
+    </w:p>
+    <w:p>
+      <w:pPr>
+        <w:pStyle w:val="SourceCode"/>
+      </w:pPr>
+      <w:r>
+        <w:t xml:space="preserve">    VALUES ('Grace Hopper', 'grace@example.com', NULL);</w:t>
+      </w:r>
+    </w:p>
+    <w:p>
+      <w:pPr>
+        <w:pStyle w:val="SourceCode"/>
+      </w:pPr>
+      <w:r>
+        <w:t>INSERT INTO contacts_cpp (name, email, phone)</w:t>
+      </w:r>
+    </w:p>
+    <w:p>
+      <w:pPr>
+        <w:pStyle w:val="SourceCode"/>
+      </w:pPr>
+      <w:r>
+        <w:t xml:space="preserve">    VALUES ('Alan Turing', 'alan@example.com', '555-0102');</w:t>
+      </w:r>
+    </w:p>
+    <w:p>
+      <w:pPr>
+        <w:pStyle w:val="SourceCode"/>
+        <w:keepNext/>
+      </w:pPr>
+      <w:r>
+        <w:t>INSERT INTO contacts_cpp (name, email, phone)</w:t>
+      </w:r>
+    </w:p>
+    <w:p>
+      <w:pPr>
+        <w:pStyle w:val="SourceCode"/>
+        <w:keepNext/>
+      </w:pPr>
+      <w:r>
+        <w:t xml:space="preserve">    VALUES ('Katherine "Kat" Johnson', 'katherine@example.com',</w:t>
+      </w:r>
+    </w:p>
+    <w:p>
+      <w:pPr>
+        <w:pStyle w:val="SourceCode"/>
+      </w:pPr>
+      <w:r>
+        <w:t xml:space="preserve">            '+1 555-0104');</w:t>
+      </w:r>
+    </w:p>
+    <w:p>
+      <w:pPr>
+        <w:keepNext/>
+      </w:pPr>
+    </w:p>
+    <w:p>
+      <w:pPr>
+        <w:pStyle w:val="Heading3"/>
+      </w:pPr>
+      <w:r>
+        <w:t>sql/reset_contacts_csharp.sql</w:t>
+      </w:r>
+    </w:p>
+    <w:p>
+      <w:pPr>
+        <w:pStyle w:val="SourceCode"/>
+        <w:keepNext/>
+      </w:pPr>
+      <w:r>
+        <w:t>-- Lesson 5.8's known state for C#. This file resets the C# programs' own</w:t>
+      </w:r>
+    </w:p>
+    <w:p>
+      <w:pPr>
+        <w:pStyle w:val="SourceCode"/>
+        <w:keepNext/>
+      </w:pPr>
+      <w:r>
+        <w:t>-- table, contacts_csharp: it drops it, with any rows earlier lessons or</w:t>
+      </w:r>
+    </w:p>
+    <w:p>
+      <w:pPr>
+        <w:pStyle w:val="SourceCode"/>
+      </w:pPr>
+      <w:r>
+        <w:t>-- your own experiments left in it, and builds it again with four contacts.</w:t>
+      </w:r>
+    </w:p>
+    <w:p>
+      <w:pPr>
+        <w:pStyle w:val="SourceCode"/>
+      </w:pPr>
+    </w:p>
+    <w:p>
+      <w:pPr>
+        <w:pStyle w:val="SourceCode"/>
+      </w:pPr>
+      <w:r>
+        <w:t>-- Remove the old tables (Lesson 4.4). contacts_csharp goes first, because</w:t>
+      </w:r>
+    </w:p>
+    <w:p>
+      <w:pPr>
+        <w:pStyle w:val="SourceCode"/>
+      </w:pPr>
+      <w:r>
+        <w:t>-- in Lessons 4.11 to 4.14 its rows pointed at contact_groups_csharp.</w:t>
+      </w:r>
+    </w:p>
+    <w:p>
+      <w:pPr>
+        <w:pStyle w:val="SourceCode"/>
+      </w:pPr>
+      <w:r>
+        <w:t>-- Chapter 5 does not use groups, so contact_groups_csharp is removed too.</w:t>
+      </w:r>
+    </w:p>
+    <w:p>
+      <w:pPr>
+        <w:pStyle w:val="SourceCode"/>
+      </w:pPr>
+      <w:r>
+        <w:t>-- IF EXISTS skips a table that is not there.</w:t>
+      </w:r>
+    </w:p>
+    <w:p>
+      <w:pPr>
+        <w:pStyle w:val="SourceCode"/>
+      </w:pPr>
+      <w:r>
+        <w:t>DROP TABLE IF EXISTS contacts_csharp;</w:t>
+      </w:r>
+    </w:p>
+    <w:p>
+      <w:pPr>
+        <w:pStyle w:val="SourceCode"/>
+      </w:pPr>
+      <w:r>
+        <w:t>DROP TABLE IF EXISTS contact_groups_csharp;</w:t>
+      </w:r>
+    </w:p>
+    <w:p>
+      <w:pPr>
+        <w:pStyle w:val="SourceCode"/>
+      </w:pPr>
+    </w:p>
+    <w:p>
+      <w:pPr>
+        <w:pStyle w:val="SourceCode"/>
+      </w:pPr>
+      <w:r>
+        <w:t>-- Lesson 4.4's contacts table, with Lesson 4.12's index on name.</w:t>
+      </w:r>
+    </w:p>
+    <w:p>
+      <w:pPr>
+        <w:pStyle w:val="SourceCode"/>
+      </w:pPr>
+      <w:r>
+        <w:t>CREATE TABLE contacts_csharp (</w:t>
+      </w:r>
+    </w:p>
+    <w:p>
+      <w:pPr>
+        <w:pStyle w:val="SourceCode"/>
+      </w:pPr>
+      <w:r>
+        <w:t xml:space="preserve">    id    INT AUTO_INCREMENT PRIMARY KEY,</w:t>
+      </w:r>
+    </w:p>
+    <w:p>
+      <w:pPr>
+        <w:pStyle w:val="SourceCode"/>
+      </w:pPr>
+      <w:r>
+        <w:t xml:space="preserve">    name  VARCHAR(100) NOT NULL,</w:t>
+      </w:r>
+    </w:p>
+    <w:p>
+      <w:pPr>
+        <w:pStyle w:val="SourceCode"/>
+      </w:pPr>
+      <w:r>
+        <w:t xml:space="preserve">    email VARCHAR(254) NOT NULL UNIQUE,</w:t>
+      </w:r>
+    </w:p>
+    <w:p>
+      <w:pPr>
+        <w:pStyle w:val="SourceCode"/>
+      </w:pPr>
+      <w:r>
+        <w:t xml:space="preserve">    phone VARCHAR(20)  NULL,</w:t>
+      </w:r>
+    </w:p>
+    <w:p>
+      <w:pPr>
+        <w:pStyle w:val="SourceCode"/>
+      </w:pPr>
+      <w:r>
+        <w:t xml:space="preserve">    INDEX idx_contacts_csharp_name (name)</w:t>
+      </w:r>
+    </w:p>
+    <w:p>
+      <w:pPr>
+        <w:pStyle w:val="SourceCode"/>
+      </w:pPr>
+      <w:r>
+        <w:t>) CHARACTER SET utf8mb4;</w:t>
+      </w:r>
+    </w:p>
+    <w:p>
+      <w:pPr>
+        <w:pStyle w:val="SourceCode"/>
+      </w:pPr>
+    </w:p>
+    <w:p>
+      <w:pPr>
+        <w:pStyle w:val="SourceCode"/>
+      </w:pPr>
+      <w:r>
+        <w:t>-- Lesson 4.6's three contacts, ids 1, 2, 3, and a fourth, id 4, whose</w:t>
+      </w:r>
+    </w:p>
+    <w:p>
+      <w:pPr>
+        <w:pStyle w:val="SourceCode"/>
+      </w:pPr>
+      <w:r>
+        <w:t>-- name holds double quotes and whose phone starts with +, so the exports</w:t>
+      </w:r>
+    </w:p>
+    <w:p>
+      <w:pPr>
+        <w:pStyle w:val="SourceCode"/>
+      </w:pPr>
+      <w:r>
+        <w:t>-- show how CSV and JSON write those characters.</w:t>
+      </w:r>
+    </w:p>
+    <w:p>
+      <w:pPr>
+        <w:pStyle w:val="SourceCode"/>
+      </w:pPr>
+      <w:r>
+        <w:t>INSERT INTO contacts_csharp (name, email, phone)</w:t>
+      </w:r>
+    </w:p>
+    <w:p>
+      <w:pPr>
+        <w:pStyle w:val="SourceCode"/>
+      </w:pPr>
+      <w:r>
+        <w:t xml:space="preserve">    VALUES ('Ada Lovelace', 'ada@example.com', '555-0100');</w:t>
+      </w:r>
+    </w:p>
+    <w:p>
+      <w:pPr>
+        <w:pStyle w:val="SourceCode"/>
+      </w:pPr>
+      <w:r>
+        <w:t>INSERT INTO contacts_csharp (name, email, phone)</w:t>
+      </w:r>
+    </w:p>
+    <w:p>
+      <w:pPr>
+        <w:pStyle w:val="SourceCode"/>
+      </w:pPr>
+      <w:r>
+        <w:t xml:space="preserve">    VALUES ('Grace Hopper', 'grace@example.com', NULL);</w:t>
+      </w:r>
+    </w:p>
+    <w:p>
+      <w:pPr>
+        <w:pStyle w:val="SourceCode"/>
+      </w:pPr>
+      <w:r>
+        <w:t>INSERT INTO contacts_csharp (name, email, phone)</w:t>
+      </w:r>
+    </w:p>
+    <w:p>
+      <w:pPr>
+        <w:pStyle w:val="SourceCode"/>
+      </w:pPr>
+      <w:r>
+        <w:t xml:space="preserve">    VALUES ('Alan Turing', 'alan@example.com', '555-0102');</w:t>
+      </w:r>
+    </w:p>
+    <w:p>
+      <w:pPr>
+        <w:pStyle w:val="SourceCode"/>
+        <w:keepNext/>
+      </w:pPr>
+      <w:r>
+        <w:t>INSERT INTO contacts_csharp (name, email, phone)</w:t>
+      </w:r>
+    </w:p>
+    <w:p>
+      <w:pPr>
+        <w:pStyle w:val="SourceCode"/>
+        <w:keepNext/>
+      </w:pPr>
+      <w:r>
+        <w:t xml:space="preserve">    VALUES ('Katherine "Kat" Johnson', 'katherine@example.com',</w:t>
+      </w:r>
+    </w:p>
+    <w:p>
+      <w:pPr>
+        <w:pStyle w:val="SourceCode"/>
+      </w:pPr>
+      <w:r>
+        <w:t xml:space="preserve">            '+1 555-0104');</w:t>
+      </w:r>
+    </w:p>
+    <w:p>
+      <w:pPr>
+        <w:keepNext/>
+      </w:pPr>
+    </w:p>
+    <w:p>
+      <w:pPr>
+        <w:pStyle w:val="Heading3"/>
+      </w:pPr>
+      <w:r>
+        <w:t>sql/reset_contacts_go.sql</w:t>
+      </w:r>
+    </w:p>
+    <w:p>
+      <w:pPr>
+        <w:pStyle w:val="SourceCode"/>
+        <w:keepNext/>
+      </w:pPr>
+      <w:r>
+        <w:t>-- Lesson 5.8's known state for Go. This file resets the Go programs' own</w:t>
+      </w:r>
+    </w:p>
+    <w:p>
+      <w:pPr>
+        <w:pStyle w:val="SourceCode"/>
+        <w:keepNext/>
+      </w:pPr>
+      <w:r>
+        <w:t>-- table, contacts_go: it drops it, with any rows earlier lessons or your</w:t>
+      </w:r>
+    </w:p>
+    <w:p>
+      <w:pPr>
+        <w:pStyle w:val="SourceCode"/>
+      </w:pPr>
+      <w:r>
+        <w:t>-- own experiments left in it, and builds it again with four contacts.</w:t>
+      </w:r>
+    </w:p>
+    <w:p>
+      <w:pPr>
+        <w:pStyle w:val="SourceCode"/>
+      </w:pPr>
+    </w:p>
+    <w:p>
+      <w:pPr>
+        <w:pStyle w:val="SourceCode"/>
+      </w:pPr>
+      <w:r>
+        <w:t>-- Remove the old tables (Lesson 4.4). contacts_go goes first, because in</w:t>
+      </w:r>
+    </w:p>
+    <w:p>
+      <w:pPr>
+        <w:pStyle w:val="SourceCode"/>
+      </w:pPr>
+      <w:r>
+        <w:t>-- Lessons 4.11 to 4.14 its rows pointed at contact_groups_go. Chapter 5</w:t>
+      </w:r>
+    </w:p>
+    <w:p>
+      <w:pPr>
+        <w:pStyle w:val="SourceCode"/>
+      </w:pPr>
+      <w:r>
+        <w:t>-- does not use groups, so contact_groups_go is removed too. IF EXISTS skips</w:t>
+      </w:r>
+    </w:p>
+    <w:p>
+      <w:pPr>
+        <w:pStyle w:val="SourceCode"/>
+      </w:pPr>
+      <w:r>
+        <w:t>-- a table that is not there.</w:t>
+      </w:r>
+    </w:p>
+    <w:p>
+      <w:pPr>
+        <w:pStyle w:val="SourceCode"/>
+      </w:pPr>
+      <w:r>
+        <w:t>DROP TABLE IF EXISTS contacts_go;</w:t>
+      </w:r>
+    </w:p>
+    <w:p>
+      <w:pPr>
+        <w:pStyle w:val="SourceCode"/>
+      </w:pPr>
+      <w:r>
+        <w:t>DROP TABLE IF EXISTS contact_groups_go;</w:t>
+      </w:r>
+    </w:p>
+    <w:p>
+      <w:pPr>
+        <w:pStyle w:val="SourceCode"/>
+      </w:pPr>
+    </w:p>
+    <w:p>
+      <w:pPr>
+        <w:pStyle w:val="SourceCode"/>
+      </w:pPr>
+      <w:r>
+        <w:t>-- Lesson 4.4's contacts table, with Lesson 4.12's index on name.</w:t>
+      </w:r>
+    </w:p>
+    <w:p>
+      <w:pPr>
+        <w:pStyle w:val="SourceCode"/>
+      </w:pPr>
+      <w:r>
+        <w:t>CREATE TABLE contacts_go (</w:t>
+      </w:r>
+    </w:p>
+    <w:p>
+      <w:pPr>
+        <w:pStyle w:val="SourceCode"/>
+      </w:pPr>
+      <w:r>
+        <w:t xml:space="preserve">    id    INT AUTO_INCREMENT PRIMARY KEY,</w:t>
+      </w:r>
+    </w:p>
+    <w:p>
+      <w:pPr>
+        <w:pStyle w:val="SourceCode"/>
+      </w:pPr>
+      <w:r>
+        <w:t xml:space="preserve">    name  VARCHAR(100) NOT NULL,</w:t>
+      </w:r>
+    </w:p>
+    <w:p>
+      <w:pPr>
+        <w:pStyle w:val="SourceCode"/>
+      </w:pPr>
+      <w:r>
+        <w:t xml:space="preserve">    email VARCHAR(254) NOT NULL UNIQUE,</w:t>
+      </w:r>
+    </w:p>
+    <w:p>
+      <w:pPr>
+        <w:pStyle w:val="SourceCode"/>
+      </w:pPr>
+      <w:r>
+        <w:t xml:space="preserve">    phone VARCHAR(20)  NULL,</w:t>
+      </w:r>
+    </w:p>
+    <w:p>
+      <w:pPr>
+        <w:pStyle w:val="SourceCode"/>
+      </w:pPr>
+      <w:r>
+        <w:t xml:space="preserve">    INDEX idx_contacts_go_name (name)</w:t>
+      </w:r>
+    </w:p>
+    <w:p>
+      <w:pPr>
+        <w:pStyle w:val="SourceCode"/>
+      </w:pPr>
+      <w:r>
+        <w:t>) CHARACTER SET utf8mb4;</w:t>
+      </w:r>
+    </w:p>
+    <w:p>
+      <w:pPr>
+        <w:pStyle w:val="SourceCode"/>
+      </w:pPr>
+    </w:p>
+    <w:p>
+      <w:pPr>
+        <w:pStyle w:val="SourceCode"/>
+      </w:pPr>
+      <w:r>
+        <w:t>-- Lesson 4.6's three contacts, ids 1, 2, 3, and a fourth, id 4, whose</w:t>
+      </w:r>
+    </w:p>
+    <w:p>
+      <w:pPr>
+        <w:pStyle w:val="SourceCode"/>
+      </w:pPr>
+      <w:r>
+        <w:t>-- name holds double quotes and whose phone starts with +, so the exports</w:t>
+      </w:r>
+    </w:p>
+    <w:p>
+      <w:pPr>
+        <w:pStyle w:val="SourceCode"/>
+      </w:pPr>
+      <w:r>
+        <w:t>-- show how CSV and JSON write those characters.</w:t>
+      </w:r>
+    </w:p>
+    <w:p>
+      <w:pPr>
+        <w:pStyle w:val="SourceCode"/>
+      </w:pPr>
+      <w:r>
+        <w:t>INSERT INTO contacts_go (name, email, phone)</w:t>
+      </w:r>
+    </w:p>
+    <w:p>
+      <w:pPr>
+        <w:pStyle w:val="SourceCode"/>
+      </w:pPr>
+      <w:r>
+        <w:t xml:space="preserve">    VALUES ('Ada Lovelace', 'ada@example.com', '555-0100');</w:t>
+      </w:r>
+    </w:p>
+    <w:p>
+      <w:pPr>
+        <w:pStyle w:val="SourceCode"/>
+      </w:pPr>
+      <w:r>
+        <w:t>INSERT INTO contacts_go (name, email, phone)</w:t>
+      </w:r>
+    </w:p>
+    <w:p>
+      <w:pPr>
+        <w:pStyle w:val="SourceCode"/>
+      </w:pPr>
+      <w:r>
+        <w:t xml:space="preserve">    VALUES ('Grace Hopper', 'grace@example.com', NULL);</w:t>
+      </w:r>
+    </w:p>
+    <w:p>
+      <w:pPr>
+        <w:pStyle w:val="SourceCode"/>
+      </w:pPr>
+      <w:r>
+        <w:t>INSERT INTO contacts_go (name, email, phone)</w:t>
+      </w:r>
+    </w:p>
+    <w:p>
+      <w:pPr>
+        <w:pStyle w:val="SourceCode"/>
+      </w:pPr>
+      <w:r>
+        <w:t xml:space="preserve">    VALUES ('Alan Turing', 'alan@example.com', '555-0102');</w:t>
+      </w:r>
+    </w:p>
+    <w:p>
+      <w:pPr>
+        <w:pStyle w:val="SourceCode"/>
+        <w:keepNext/>
+      </w:pPr>
+      <w:r>
+        <w:t>INSERT INTO contacts_go (name, email, phone)</w:t>
+      </w:r>
+    </w:p>
+    <w:p>
+      <w:pPr>
+        <w:pStyle w:val="SourceCode"/>
+        <w:keepNext/>
+      </w:pPr>
+      <w:r>
+        <w:t xml:space="preserve">    VALUES ('Katherine "Kat" Johnson', 'katherine@example.com',</w:t>
+      </w:r>
+    </w:p>
+    <w:p>
+      <w:pPr>
+        <w:pStyle w:val="SourceCode"/>
+      </w:pPr>
+      <w:r>
+        <w:t xml:space="preserve">            '+1 555-0104');</w:t>
+      </w:r>
+    </w:p>
+    <w:p>
+      <w:pPr>
+        <w:keepNext/>
+      </w:pPr>
+    </w:p>
+    <w:p>
+      <w:pPr>
+        <w:pStyle w:val="Heading3"/>
+      </w:pPr>
+      <w:r>
+        <w:t>sql/reset_contacts_python.sql</w:t>
+      </w:r>
+    </w:p>
+    <w:p>
+      <w:pPr>
+        <w:pStyle w:val="SourceCode"/>
+        <w:keepNext/>
+      </w:pPr>
+      <w:r>
+        <w:t>-- Lesson 5.8's known state for Python. This file resets the Python</w:t>
+      </w:r>
+    </w:p>
+    <w:p>
+      <w:pPr>
+        <w:pStyle w:val="SourceCode"/>
+        <w:keepNext/>
+      </w:pPr>
+      <w:r>
+        <w:t>-- programs' own table, contacts_python: it drops it, with any rows earlier</w:t>
+      </w:r>
+    </w:p>
+    <w:p>
+      <w:pPr>
+        <w:pStyle w:val="SourceCode"/>
+      </w:pPr>
+      <w:r>
+        <w:t>-- lessons or your own experiments left in it, and builds it again with four</w:t>
+      </w:r>
+    </w:p>
+    <w:p>
+      <w:pPr>
+        <w:pStyle w:val="SourceCode"/>
+      </w:pPr>
+      <w:r>
+        <w:t>-- contacts.</w:t>
+      </w:r>
+    </w:p>
+    <w:p>
+      <w:pPr>
+        <w:pStyle w:val="SourceCode"/>
+      </w:pPr>
+    </w:p>
+    <w:p>
+      <w:pPr>
+        <w:pStyle w:val="SourceCode"/>
+      </w:pPr>
+      <w:r>
+        <w:t>-- Remove the old tables (Lesson 4.4). contacts_python goes first, because</w:t>
+      </w:r>
+    </w:p>
+    <w:p>
+      <w:pPr>
+        <w:pStyle w:val="SourceCode"/>
+      </w:pPr>
+      <w:r>
+        <w:t>-- in Lessons 4.11 to 4.14 its rows pointed at contact_groups_python.</w:t>
+      </w:r>
+    </w:p>
+    <w:p>
+      <w:pPr>
+        <w:pStyle w:val="SourceCode"/>
+      </w:pPr>
+      <w:r>
+        <w:t>-- Chapter 5 does not use groups, so contact_groups_python is removed too.</w:t>
+      </w:r>
+    </w:p>
+    <w:p>
+      <w:pPr>
+        <w:pStyle w:val="SourceCode"/>
+      </w:pPr>
+      <w:r>
+        <w:t>-- IF EXISTS skips a table that is not there.</w:t>
+      </w:r>
+    </w:p>
+    <w:p>
+      <w:pPr>
+        <w:pStyle w:val="SourceCode"/>
+      </w:pPr>
+      <w:r>
+        <w:t>DROP TABLE IF EXISTS contacts_python;</w:t>
+      </w:r>
+    </w:p>
+    <w:p>
+      <w:pPr>
+        <w:pStyle w:val="SourceCode"/>
+      </w:pPr>
+      <w:r>
+        <w:t>DROP TABLE IF EXISTS contact_groups_python;</w:t>
+      </w:r>
+    </w:p>
+    <w:p>
+      <w:pPr>
+        <w:pStyle w:val="SourceCode"/>
+      </w:pPr>
+    </w:p>
+    <w:p>
+      <w:pPr>
+        <w:pStyle w:val="SourceCode"/>
+      </w:pPr>
+      <w:r>
+        <w:t>-- Lesson 4.4's contacts table, with Lesson 4.12's index on name.</w:t>
+      </w:r>
+    </w:p>
+    <w:p>
+      <w:pPr>
+        <w:pStyle w:val="SourceCode"/>
+      </w:pPr>
+      <w:r>
+        <w:t>CREATE TABLE contacts_python (</w:t>
+      </w:r>
+    </w:p>
+    <w:p>
+      <w:pPr>
+        <w:pStyle w:val="SourceCode"/>
+      </w:pPr>
+      <w:r>
+        <w:t xml:space="preserve">    id    INT AUTO_INCREMENT PRIMARY KEY,</w:t>
+      </w:r>
+    </w:p>
+    <w:p>
+      <w:pPr>
+        <w:pStyle w:val="SourceCode"/>
+      </w:pPr>
+      <w:r>
+        <w:t xml:space="preserve">    name  VARCHAR(100) NOT NULL,</w:t>
+      </w:r>
+    </w:p>
+    <w:p>
+      <w:pPr>
+        <w:pStyle w:val="SourceCode"/>
+      </w:pPr>
+      <w:r>
+        <w:t xml:space="preserve">    email VARCHAR(254) NOT NULL UNIQUE,</w:t>
+      </w:r>
+    </w:p>
+    <w:p>
+      <w:pPr>
+        <w:pStyle w:val="SourceCode"/>
+      </w:pPr>
+      <w:r>
+        <w:t xml:space="preserve">    phone VARCHAR(20)  NULL,</w:t>
+      </w:r>
+    </w:p>
+    <w:p>
+      <w:pPr>
+        <w:pStyle w:val="SourceCode"/>
+      </w:pPr>
+      <w:r>
+        <w:t xml:space="preserve">    INDEX idx_contacts_python_name (name)</w:t>
+      </w:r>
+    </w:p>
+    <w:p>
+      <w:pPr>
+        <w:pStyle w:val="SourceCode"/>
+      </w:pPr>
+      <w:r>
+        <w:t>) CHARACTER SET utf8mb4;</w:t>
+      </w:r>
+    </w:p>
+    <w:p>
+      <w:pPr>
+        <w:pStyle w:val="SourceCode"/>
+      </w:pPr>
+    </w:p>
+    <w:p>
+      <w:pPr>
+        <w:pStyle w:val="SourceCode"/>
+      </w:pPr>
+      <w:r>
+        <w:t>-- Lesson 4.6's three contacts, ids 1, 2, 3, and a fourth, id 4, whose</w:t>
+      </w:r>
+    </w:p>
+    <w:p>
+      <w:pPr>
+        <w:pStyle w:val="SourceCode"/>
+      </w:pPr>
+      <w:r>
+        <w:t>-- name holds double quotes and whose phone starts with +, so the exports</w:t>
+      </w:r>
+    </w:p>
+    <w:p>
+      <w:pPr>
+        <w:pStyle w:val="SourceCode"/>
+      </w:pPr>
+      <w:r>
+        <w:t>-- show how CSV and JSON write those characters.</w:t>
+      </w:r>
+    </w:p>
+    <w:p>
+      <w:pPr>
+        <w:pStyle w:val="SourceCode"/>
+      </w:pPr>
+      <w:r>
+        <w:t>INSERT INTO contacts_python (name, email, phone)</w:t>
+      </w:r>
+    </w:p>
+    <w:p>
+      <w:pPr>
+        <w:pStyle w:val="SourceCode"/>
+      </w:pPr>
+      <w:r>
+        <w:t xml:space="preserve">    VALUES ('Ada Lovelace', 'ada@example.com', '555-0100');</w:t>
+      </w:r>
+    </w:p>
+    <w:p>
+      <w:pPr>
+        <w:pStyle w:val="SourceCode"/>
+      </w:pPr>
+      <w:r>
+        <w:t>INSERT INTO contacts_python (name, email, phone)</w:t>
+      </w:r>
+    </w:p>
+    <w:p>
+      <w:pPr>
+        <w:pStyle w:val="SourceCode"/>
+      </w:pPr>
+      <w:r>
+        <w:t xml:space="preserve">    VALUES ('Grace Hopper', 'grace@example.com', NULL);</w:t>
+      </w:r>
+    </w:p>
+    <w:p>
+      <w:pPr>
+        <w:pStyle w:val="SourceCode"/>
+      </w:pPr>
+      <w:r>
+        <w:t>INSERT INTO contacts_python (name, email, phone)</w:t>
+      </w:r>
+    </w:p>
+    <w:p>
+      <w:pPr>
+        <w:pStyle w:val="SourceCode"/>
+      </w:pPr>
+      <w:r>
+        <w:t xml:space="preserve">    VALUES ('Alan Turing', 'alan@example.com', '555-0102');</w:t>
+      </w:r>
+    </w:p>
+    <w:p>
+      <w:pPr>
+        <w:pStyle w:val="SourceCode"/>
+        <w:keepNext/>
+      </w:pPr>
+      <w:r>
+        <w:t>INSERT INTO contacts_python (name, email, phone)</w:t>
+      </w:r>
+    </w:p>
+    <w:p>
+      <w:pPr>
+        <w:pStyle w:val="SourceCode"/>
+        <w:keepNext/>
+      </w:pPr>
+      <w:r>
+        <w:t xml:space="preserve">    VALUES ('Katherine "Kat" Johnson', 'katherine@example.com',</w:t>
+      </w:r>
+    </w:p>
+    <w:p>
+      <w:pPr>
+        <w:pStyle w:val="SourceCode"/>
+      </w:pPr>
+      <w:r>
+        <w:t xml:space="preserve">            '+1 555-0104');</w:t>
+      </w:r>
+    </w:p>
+    <w:p>
+      <w:pPr>
+        <w:keepNext/>
+      </w:pPr>
+    </w:p>
+    <w:p>
+      <w:pPr>
+        <w:pStyle w:val="Heading3"/>
+      </w:pPr>
+      <w:r>
+        <w:t>sql/reset_contacts_typescript.sql</w:t>
+      </w:r>
+    </w:p>
+    <w:p>
+      <w:pPr>
+        <w:pStyle w:val="SourceCode"/>
+        <w:keepNext/>
+      </w:pPr>
+      <w:r>
+        <w:t>-- Lesson 5.8's known state for TypeScript. This file resets the TypeScript</w:t>
+      </w:r>
+    </w:p>
+    <w:p>
+      <w:pPr>
+        <w:pStyle w:val="SourceCode"/>
+        <w:keepNext/>
+      </w:pPr>
+      <w:r>
+        <w:t>-- programs' own table, contacts_typescript: it drops it, with any rows</w:t>
+      </w:r>
+    </w:p>
+    <w:p>
+      <w:pPr>
+        <w:pStyle w:val="SourceCode"/>
+      </w:pPr>
+      <w:r>
+        <w:t>-- earlier lessons or your own experiments left in it, and builds it again</w:t>
+      </w:r>
+    </w:p>
+    <w:p>
+      <w:pPr>
+        <w:pStyle w:val="SourceCode"/>
+      </w:pPr>
+      <w:r>
+        <w:t>-- with four contacts.</w:t>
+      </w:r>
+    </w:p>
+    <w:p>
+      <w:pPr>
+        <w:pStyle w:val="SourceCode"/>
+      </w:pPr>
+    </w:p>
+    <w:p>
+      <w:pPr>
+        <w:pStyle w:val="SourceCode"/>
+      </w:pPr>
+      <w:r>
+        <w:t>-- Remove the old tables (Lesson 4.4). contacts_typescript goes first,</w:t>
+      </w:r>
+    </w:p>
+    <w:p>
+      <w:pPr>
+        <w:pStyle w:val="SourceCode"/>
+      </w:pPr>
+      <w:r>
+        <w:t>-- because in Lessons 4.11 to 4.14 its rows pointed at</w:t>
+      </w:r>
+    </w:p>
+    <w:p>
+      <w:pPr>
+        <w:pStyle w:val="SourceCode"/>
+      </w:pPr>
+      <w:r>
+        <w:t>-- contact_groups_typescript. Chapter 5 does not use groups, so</w:t>
+      </w:r>
+    </w:p>
+    <w:p>
+      <w:pPr>
+        <w:pStyle w:val="SourceCode"/>
+      </w:pPr>
+      <w:r>
+        <w:t>-- contact_groups_typescript is removed too. IF EXISTS skips a table that is</w:t>
+      </w:r>
+    </w:p>
+    <w:p>
+      <w:pPr>
+        <w:pStyle w:val="SourceCode"/>
+      </w:pPr>
+      <w:r>
+        <w:t>-- not there.</w:t>
+      </w:r>
+    </w:p>
+    <w:p>
+      <w:pPr>
+        <w:pStyle w:val="SourceCode"/>
+      </w:pPr>
+      <w:r>
+        <w:t>DROP TABLE IF EXISTS contacts_typescript;</w:t>
+      </w:r>
+    </w:p>
+    <w:p>
+      <w:pPr>
+        <w:pStyle w:val="SourceCode"/>
+      </w:pPr>
+      <w:r>
+        <w:t>DROP TABLE IF EXISTS contact_groups_typescript;</w:t>
+      </w:r>
+    </w:p>
+    <w:p>
+      <w:pPr>
+        <w:pStyle w:val="SourceCode"/>
+      </w:pPr>
+    </w:p>
+    <w:p>
+      <w:pPr>
+        <w:pStyle w:val="SourceCode"/>
+      </w:pPr>
+      <w:r>
+        <w:t>-- Lesson 4.4's contacts table, with Lesson 4.12's index on name.</w:t>
+      </w:r>
+    </w:p>
+    <w:p>
+      <w:pPr>
+        <w:pStyle w:val="SourceCode"/>
+      </w:pPr>
+      <w:r>
+        <w:t>CREATE TABLE contacts_typescript (</w:t>
+      </w:r>
+    </w:p>
+    <w:p>
+      <w:pPr>
+        <w:pStyle w:val="SourceCode"/>
+      </w:pPr>
+      <w:r>
+        <w:t xml:space="preserve">    id    INT AUTO_INCREMENT PRIMARY KEY,</w:t>
+      </w:r>
+    </w:p>
+    <w:p>
+      <w:pPr>
+        <w:pStyle w:val="SourceCode"/>
+      </w:pPr>
+      <w:r>
+        <w:t xml:space="preserve">    name  VARCHAR(100) NOT NULL,</w:t>
+      </w:r>
+    </w:p>
+    <w:p>
+      <w:pPr>
+        <w:pStyle w:val="SourceCode"/>
+      </w:pPr>
+      <w:r>
+        <w:t xml:space="preserve">    email VARCHAR(254) NOT NULL UNIQUE,</w:t>
+      </w:r>
+    </w:p>
+    <w:p>
+      <w:pPr>
+        <w:pStyle w:val="SourceCode"/>
+      </w:pPr>
+      <w:r>
+        <w:t xml:space="preserve">    phone VARCHAR(20)  NULL,</w:t>
+      </w:r>
+    </w:p>
+    <w:p>
+      <w:pPr>
+        <w:pStyle w:val="SourceCode"/>
+      </w:pPr>
+      <w:r>
+        <w:t xml:space="preserve">    INDEX idx_contacts_typescript_name (name)</w:t>
+      </w:r>
+    </w:p>
+    <w:p>
+      <w:pPr>
+        <w:pStyle w:val="SourceCode"/>
+      </w:pPr>
+      <w:r>
+        <w:t>) CHARACTER SET utf8mb4;</w:t>
+      </w:r>
+    </w:p>
+    <w:p>
+      <w:pPr>
+        <w:pStyle w:val="SourceCode"/>
+      </w:pPr>
+    </w:p>
+    <w:p>
+      <w:pPr>
+        <w:pStyle w:val="SourceCode"/>
+      </w:pPr>
+      <w:r>
+        <w:t>-- Lesson 4.6's three contacts, ids 1, 2, 3, and a fourth, id 4, whose</w:t>
+      </w:r>
+    </w:p>
+    <w:p>
+      <w:pPr>
+        <w:pStyle w:val="SourceCode"/>
+      </w:pPr>
+      <w:r>
+        <w:t>-- name holds double quotes and whose phone starts with +, so the exports</w:t>
+      </w:r>
+    </w:p>
+    <w:p>
+      <w:pPr>
+        <w:pStyle w:val="SourceCode"/>
+      </w:pPr>
+      <w:r>
+        <w:t>-- show how CSV and JSON write those characters.</w:t>
+      </w:r>
+    </w:p>
+    <w:p>
+      <w:pPr>
+        <w:pStyle w:val="SourceCode"/>
+      </w:pPr>
+      <w:r>
+        <w:t>INSERT INTO contacts_typescript (name, email, phone)</w:t>
+      </w:r>
+    </w:p>
+    <w:p>
+      <w:pPr>
+        <w:pStyle w:val="SourceCode"/>
+      </w:pPr>
+      <w:r>
+        <w:t xml:space="preserve">    VALUES ('Ada Lovelace', 'ada@example.com', '555-0100');</w:t>
+      </w:r>
+    </w:p>
+    <w:p>
+      <w:pPr>
+        <w:pStyle w:val="SourceCode"/>
+      </w:pPr>
+      <w:r>
+        <w:t>INSERT INTO contacts_typescript (name, email, phone)</w:t>
+      </w:r>
+    </w:p>
+    <w:p>
+      <w:pPr>
+        <w:pStyle w:val="SourceCode"/>
+      </w:pPr>
+      <w:r>
+        <w:t xml:space="preserve">    VALUES ('Grace Hopper', 'grace@example.com', NULL);</w:t>
+      </w:r>
+    </w:p>
+    <w:p>
+      <w:pPr>
+        <w:pStyle w:val="SourceCode"/>
+      </w:pPr>
+      <w:r>
+        <w:t>INSERT INTO contacts_typescript (name, email, phone)</w:t>
+      </w:r>
+    </w:p>
+    <w:p>
+      <w:pPr>
+        <w:pStyle w:val="SourceCode"/>
+      </w:pPr>
+      <w:r>
+        <w:t xml:space="preserve">    VALUES ('Alan Turing', 'alan@example.com', '555-0102');</w:t>
+      </w:r>
+    </w:p>
+    <w:p>
+      <w:pPr>
+        <w:pStyle w:val="SourceCode"/>
+        <w:keepNext/>
+      </w:pPr>
+      <w:r>
+        <w:t>INSERT INTO contacts_typescript (name, email, phone)</w:t>
+      </w:r>
+    </w:p>
+    <w:p>
+      <w:pPr>
+        <w:pStyle w:val="SourceCode"/>
+        <w:keepNext/>
+      </w:pPr>
+      <w:r>
+        <w:t xml:space="preserve">    VALUES ('Katherine "Kat" Johnson', 'katherine@example.com',</w:t>
+      </w:r>
+    </w:p>
+    <w:p>
+      <w:pPr>
+        <w:pStyle w:val="SourceCode"/>
+      </w:pPr>
+      <w:r>
+        <w:t xml:space="preserve">            '+1 555-0104');</w:t>
+      </w:r>
+    </w:p>
+    <w:p>
+      <w:pPr>
+        <w:keepNext/>
+      </w:pPr>
+    </w:p>
+    <w:p>
+      <w:r>
+        <w:t>The first client command is Lesson 4.2's CREATE DATABASE IF NOT EXISTS spa_contacts, so this lesson works even if you start here. The next six run the files, one per language; remember, the client runs source from -e only with --commands (Lesson 4.6). The last shows the C programs' table, contacts_c; put your language's table in its place to see that one. Remember, MYSQL_PWD lasts only until the block's last line.</w:t>
+      </w:r>
+    </w:p>
+    <w:p>
+      <w:pPr>
+        <w:keepNext/>
+      </w:pPr>
+    </w:p>
+    <w:p>
+      <w:pPr>
+        <w:pStyle w:val="Heading3"/>
+      </w:pPr>
+      <w:r>
         <w:t>Windows PowerShell Data Reset</w:t>
       </w:r>
     </w:p>
@@ -3318,7 +4734,6 @@
     <w:p>
       <w:pPr>
         <w:pStyle w:val="CommandBlock"/>
-        <w:keepNext/>
       </w:pPr>
       <w:r>
         <w:t>&amp; $mysql -u devuser -h 127.0.0.1 -P 3306 `</w:t>
@@ -3327,7 +4742,6 @@
     <w:p>
       <w:pPr>
         <w:pStyle w:val="CommandBlock"/>
-        <w:keepNext/>
       </w:pPr>
       <w:r>
         <w:t xml:space="preserve">    -e "CREATE DATABASE IF NOT EXISTS spa_contacts"</w:t>
@@ -3336,7 +4750,6 @@
     <w:p>
       <w:pPr>
         <w:pStyle w:val="CommandBlock"/>
-        <w:keepNext/>
       </w:pPr>
       <w:r>
         <w:t>&amp; $mysql -u devuser -h 127.0.0.1 -P 3306 -D spa_contacts --commands `</w:t>
@@ -3345,10 +4758,89 @@
     <w:p>
       <w:pPr>
         <w:pStyle w:val="CommandBlock"/>
-        <w:keepNext/>
-      </w:pPr>
-      <w:r>
-        <w:t xml:space="preserve">    -e "source ./sql/reset_contacts.sql"</w:t>
+      </w:pPr>
+      <w:r>
+        <w:t xml:space="preserve">    -e "source ./sql/reset_contacts_c.sql"</w:t>
+      </w:r>
+    </w:p>
+    <w:p>
+      <w:pPr>
+        <w:pStyle w:val="CommandBlock"/>
+      </w:pPr>
+      <w:r>
+        <w:t>&amp; $mysql -u devuser -h 127.0.0.1 -P 3306 -D spa_contacts --commands `</w:t>
+      </w:r>
+    </w:p>
+    <w:p>
+      <w:pPr>
+        <w:pStyle w:val="CommandBlock"/>
+      </w:pPr>
+      <w:r>
+        <w:t xml:space="preserve">    -e "source ./sql/reset_contacts_cpp.sql"</w:t>
+      </w:r>
+    </w:p>
+    <w:p>
+      <w:pPr>
+        <w:pStyle w:val="CommandBlock"/>
+      </w:pPr>
+      <w:r>
+        <w:t>&amp; $mysql -u devuser -h 127.0.0.1 -P 3306 -D spa_contacts --commands `</w:t>
+      </w:r>
+    </w:p>
+    <w:p>
+      <w:pPr>
+        <w:pStyle w:val="CommandBlock"/>
+      </w:pPr>
+      <w:r>
+        <w:t xml:space="preserve">    -e "source ./sql/reset_contacts_csharp.sql"</w:t>
+      </w:r>
+    </w:p>
+    <w:p>
+      <w:pPr>
+        <w:pStyle w:val="CommandBlock"/>
+      </w:pPr>
+      <w:r>
+        <w:t>&amp; $mysql -u devuser -h 127.0.0.1 -P 3306 -D spa_contacts --commands `</w:t>
+      </w:r>
+    </w:p>
+    <w:p>
+      <w:pPr>
+        <w:pStyle w:val="CommandBlock"/>
+      </w:pPr>
+      <w:r>
+        <w:t xml:space="preserve">    -e "source ./sql/reset_contacts_go.sql"</w:t>
+      </w:r>
+    </w:p>
+    <w:p>
+      <w:pPr>
+        <w:pStyle w:val="CommandBlock"/>
+      </w:pPr>
+      <w:r>
+        <w:t>&amp; $mysql -u devuser -h 127.0.0.1 -P 3306 -D spa_contacts --commands `</w:t>
+      </w:r>
+    </w:p>
+    <w:p>
+      <w:pPr>
+        <w:pStyle w:val="CommandBlock"/>
+      </w:pPr>
+      <w:r>
+        <w:t xml:space="preserve">    -e "source ./sql/reset_contacts_python.sql"</w:t>
+      </w:r>
+    </w:p>
+    <w:p>
+      <w:pPr>
+        <w:pStyle w:val="CommandBlock"/>
+      </w:pPr>
+      <w:r>
+        <w:t>&amp; $mysql -u devuser -h 127.0.0.1 -P 3306 -D spa_contacts --commands `</w:t>
+      </w:r>
+    </w:p>
+    <w:p>
+      <w:pPr>
+        <w:pStyle w:val="CommandBlock"/>
+      </w:pPr>
+      <w:r>
+        <w:t xml:space="preserve">    -e "source ./sql/reset_contacts_typescript.sql"</w:t>
       </w:r>
     </w:p>
     <w:p>
@@ -3366,7 +4858,7 @@
         <w:keepNext/>
       </w:pPr>
       <w:r>
-        <w:t xml:space="preserve">    -e "SELECT id, name, email, phone FROM contacts ORDER BY id"</w:t>
+        <w:t xml:space="preserve">    -e "SELECT id, name, email, phone FROM contacts_c ORDER BY id"</w:t>
       </w:r>
     </w:p>
     <w:p>
@@ -3411,7 +4903,6 @@
     <w:p>
       <w:pPr>
         <w:pStyle w:val="CommandBlock"/>
-        <w:keepNext/>
       </w:pPr>
       <w:r>
         <w:t xml:space="preserve">    -e "CREATE DATABASE IF NOT EXISTS spa_contacts"</w:t>
@@ -3420,10 +4911,97 @@
     <w:p>
       <w:pPr>
         <w:pStyle w:val="CommandBlock"/>
-        <w:keepNext/>
-      </w:pPr>
-      <w:r>
-        <w:t>mysql -u devuser -h 127.0.0.1 -P 3306 -D spa_contacts &lt; ./sql/reset_contacts.sql</w:t>
+      </w:pPr>
+      <w:r>
+        <w:t>mysql -u devuser -h 127.0.0.1 -P 3306 -D spa_contacts \</w:t>
+      </w:r>
+    </w:p>
+    <w:p>
+      <w:pPr>
+        <w:pStyle w:val="CommandBlock"/>
+      </w:pPr>
+      <w:r>
+        <w:t xml:space="preserve">    &lt; ./sql/reset_contacts_c.sql</w:t>
+      </w:r>
+    </w:p>
+    <w:p>
+      <w:pPr>
+        <w:pStyle w:val="CommandBlock"/>
+      </w:pPr>
+      <w:r>
+        <w:t>mysql -u devuser -h 127.0.0.1 -P 3306 -D spa_contacts \</w:t>
+      </w:r>
+    </w:p>
+    <w:p>
+      <w:pPr>
+        <w:pStyle w:val="CommandBlock"/>
+      </w:pPr>
+      <w:r>
+        <w:t xml:space="preserve">    &lt; ./sql/reset_contacts_cpp.sql</w:t>
+      </w:r>
+    </w:p>
+    <w:p>
+      <w:pPr>
+        <w:pStyle w:val="CommandBlock"/>
+      </w:pPr>
+      <w:r>
+        <w:t>mysql -u devuser -h 127.0.0.1 -P 3306 -D spa_contacts \</w:t>
+      </w:r>
+    </w:p>
+    <w:p>
+      <w:pPr>
+        <w:pStyle w:val="CommandBlock"/>
+      </w:pPr>
+      <w:r>
+        <w:t xml:space="preserve">    &lt; ./sql/reset_contacts_csharp.sql</w:t>
+      </w:r>
+    </w:p>
+    <w:p>
+      <w:pPr>
+        <w:pStyle w:val="CommandBlock"/>
+      </w:pPr>
+      <w:r>
+        <w:t>mysql -u devuser -h 127.0.0.1 -P 3306 -D spa_contacts \</w:t>
+      </w:r>
+    </w:p>
+    <w:p>
+      <w:pPr>
+        <w:pStyle w:val="CommandBlock"/>
+      </w:pPr>
+      <w:r>
+        <w:t xml:space="preserve">    &lt; ./sql/reset_contacts_go.sql</w:t>
+      </w:r>
+    </w:p>
+    <w:p>
+      <w:pPr>
+        <w:pStyle w:val="CommandBlock"/>
+      </w:pPr>
+      <w:r>
+        <w:t>mysql -u devuser -h 127.0.0.1 -P 3306 -D spa_contacts \</w:t>
+      </w:r>
+    </w:p>
+    <w:p>
+      <w:pPr>
+        <w:pStyle w:val="CommandBlock"/>
+      </w:pPr>
+      <w:r>
+        <w:t xml:space="preserve">    &lt; ./sql/reset_contacts_python.sql</w:t>
+      </w:r>
+    </w:p>
+    <w:p>
+      <w:pPr>
+        <w:pStyle w:val="CommandBlock"/>
+      </w:pPr>
+      <w:r>
+        <w:t>mysql -u devuser -h 127.0.0.1 -P 3306 -D spa_contacts \</w:t>
+      </w:r>
+    </w:p>
+    <w:p>
+      <w:pPr>
+        <w:pStyle w:val="CommandBlock"/>
+      </w:pPr>
+      <w:r>
+        <w:t xml:space="preserve">    &lt; ./sql/reset_contacts_typescript.sql</w:t>
       </w:r>
     </w:p>
     <w:p>
@@ -3441,7 +5019,7 @@
         <w:keepNext/>
       </w:pPr>
       <w:r>
-        <w:t xml:space="preserve">    -e "SELECT id, name, email, phone FROM contacts ORDER BY id"</w:t>
+        <w:t xml:space="preserve">    -e "SELECT id, name, email, phone FROM contacts_c ORDER BY id"</w:t>
       </w:r>
     </w:p>
     <w:p>
@@ -3462,7 +5040,7 @@
         <w:keepNext/>
       </w:pPr>
       <w:r>
-        <w:t>The first two commands print nothing. The query prints exactly this table:</w:t>
+        <w:t>The commands before the query print nothing. The query prints exactly this table; every language's table holds the same four rows:</w:t>
       </w:r>
     </w:p>
     <w:p>
@@ -3569,7 +5147,7 @@
     </w:p>
     <w:p>
       <w:r>
-        <w:t xml:space="preserve">The International Name Run adds a fifth contact with one more file, right after the reset, so the new contact gets id 5. Its name holds ë, ü, Å, ö, and </w:t>
+        <w:t xml:space="preserve">The International Name Run adds a fifth contact with one more file per language, right after that language's reset, so the new contact gets id 5. Each file adds it to its own language's table; the six differ only in the language's name. Its name holds ë, ü, Å, ö, and </w:t>
       </w:r>
       <w:r>
         <w:t>ễ</w:t>
@@ -3588,55 +5166,55 @@
         <w:pStyle w:val="Heading3"/>
       </w:pPr>
       <w:r>
-        <w:t>sql/add_international_contact.sql</w:t>
-      </w:r>
-    </w:p>
-    <w:p>
-      <w:pPr>
-        <w:pStyle w:val="SourceCode"/>
-        <w:keepNext/>
-      </w:pPr>
-      <w:r>
-        <w:t>-- One more contact for the International Name Run: a name with letters</w:t>
-      </w:r>
-    </w:p>
-    <w:p>
-      <w:pPr>
-        <w:pStyle w:val="SourceCode"/>
-        <w:keepNext/>
-      </w:pPr>
-      <w:r>
-        <w:t>-- beyond English, ë, ü, Å, and ö, which take two bytes each in UTF-8,</w:t>
-      </w:r>
-    </w:p>
-    <w:p>
-      <w:pPr>
-        <w:pStyle w:val="SourceCode"/>
-      </w:pPr>
-      <w:r>
-        <w:t xml:space="preserve">-- and the Vietnamese </w:t>
+        <w:t>sql/add_international_contact_c.sql</w:t>
+      </w:r>
+    </w:p>
+    <w:p>
+      <w:pPr>
+        <w:pStyle w:val="SourceCode"/>
+        <w:keepNext/>
+      </w:pPr>
+      <w:r>
+        <w:t>-- One more contact in contacts_c, the C programs' table, for the</w:t>
+      </w:r>
+    </w:p>
+    <w:p>
+      <w:pPr>
+        <w:pStyle w:val="SourceCode"/>
+        <w:keepNext/>
+      </w:pPr>
+      <w:r>
+        <w:t>-- International Name Run: a name with letters beyond English, ë, ü, Å, and</w:t>
+      </w:r>
+    </w:p>
+    <w:p>
+      <w:pPr>
+        <w:pStyle w:val="SourceCode"/>
+      </w:pPr>
+      <w:r>
+        <w:t xml:space="preserve">-- ö, which take two bytes each in UTF-8, and the Vietnamese </w:t>
       </w:r>
       <w:r>
         <w:t>ễ</w:t>
       </w:r>
       <w:r>
-        <w:t>, which takes three. Run it right after</w:t>
-      </w:r>
-    </w:p>
-    <w:p>
-      <w:pPr>
-        <w:pStyle w:val="SourceCode"/>
-      </w:pPr>
-      <w:r>
-        <w:t>-- sql/reset_contacts.sql, so the new contact gets id 5. Save this file</w:t>
-      </w:r>
-    </w:p>
-    <w:p>
-      <w:pPr>
-        <w:pStyle w:val="SourceCode"/>
-      </w:pPr>
-      <w:r>
-        <w:t>-- as UTF-8.</w:t>
+        <w:t>, which takes</w:t>
+      </w:r>
+    </w:p>
+    <w:p>
+      <w:pPr>
+        <w:pStyle w:val="SourceCode"/>
+      </w:pPr>
+      <w:r>
+        <w:t>-- three. Run it right after sql/reset_contacts_c.sql, so the new contact</w:t>
+      </w:r>
+    </w:p>
+    <w:p>
+      <w:pPr>
+        <w:pStyle w:val="SourceCode"/>
+      </w:pPr>
+      <w:r>
+        <w:t>-- gets id 5. Save this file as UTF-8.</w:t>
       </w:r>
     </w:p>
     <w:p>
@@ -3697,7 +5275,7 @@
         <w:keepNext/>
       </w:pPr>
       <w:r>
-        <w:t>INSERT INTO contacts (name, email, phone)</w:t>
+        <w:t>INSERT INTO contacts_c (name, email, phone)</w:t>
       </w:r>
     </w:p>
     <w:p>
@@ -3721,6 +5299,686 @@
     </w:p>
     <w:p>
       <w:pPr>
+        <w:pStyle w:val="Heading3"/>
+      </w:pPr>
+      <w:r>
+        <w:t>sql/add_international_contact_cpp.sql</w:t>
+      </w:r>
+    </w:p>
+    <w:p>
+      <w:pPr>
+        <w:pStyle w:val="SourceCode"/>
+        <w:keepNext/>
+      </w:pPr>
+      <w:r>
+        <w:t>-- One more contact in contacts_cpp, the C++ programs' table, for the</w:t>
+      </w:r>
+    </w:p>
+    <w:p>
+      <w:pPr>
+        <w:pStyle w:val="SourceCode"/>
+        <w:keepNext/>
+      </w:pPr>
+      <w:r>
+        <w:t>-- International Name Run: a name with letters beyond English, ë, ü, Å, and</w:t>
+      </w:r>
+    </w:p>
+    <w:p>
+      <w:pPr>
+        <w:pStyle w:val="SourceCode"/>
+      </w:pPr>
+      <w:r>
+        <w:t xml:space="preserve">-- ö, which take two bytes each in UTF-8, and the Vietnamese </w:t>
+      </w:r>
+      <w:r>
+        <w:t>ễ</w:t>
+      </w:r>
+      <w:r>
+        <w:t>, which takes</w:t>
+      </w:r>
+    </w:p>
+    <w:p>
+      <w:pPr>
+        <w:pStyle w:val="SourceCode"/>
+      </w:pPr>
+      <w:r>
+        <w:t>-- three. Run it right after sql/reset_contacts_cpp.sql, so the new contact</w:t>
+      </w:r>
+    </w:p>
+    <w:p>
+      <w:pPr>
+        <w:pStyle w:val="SourceCode"/>
+      </w:pPr>
+      <w:r>
+        <w:t>-- gets id 5. Save this file as UTF-8.</w:t>
+      </w:r>
+    </w:p>
+    <w:p>
+      <w:pPr>
+        <w:pStyle w:val="SourceCode"/>
+      </w:pPr>
+    </w:p>
+    <w:p>
+      <w:pPr>
+        <w:pStyle w:val="SourceCode"/>
+      </w:pPr>
+      <w:r>
+        <w:t>-- SET NAMES utf8mb4 tells the server that the text sent from here on is</w:t>
+      </w:r>
+    </w:p>
+    <w:p>
+      <w:pPr>
+        <w:pStyle w:val="SourceCode"/>
+      </w:pPr>
+      <w:r>
+        <w:t>-- UTF-8. Without it, the mysql client on Windows announces the</w:t>
+      </w:r>
+    </w:p>
+    <w:p>
+      <w:pPr>
+        <w:pStyle w:val="SourceCode"/>
+      </w:pPr>
+      <w:r>
+        <w:t>-- terminal's code page instead, and the server would store each byte of</w:t>
+      </w:r>
+    </w:p>
+    <w:p>
+      <w:pPr>
+        <w:pStyle w:val="SourceCode"/>
+      </w:pPr>
+      <w:r>
+        <w:t>-- ë as a separate wrong character.</w:t>
+      </w:r>
+    </w:p>
+    <w:p>
+      <w:pPr>
+        <w:pStyle w:val="SourceCode"/>
+        <w:keepNext/>
+      </w:pPr>
+      <w:r>
+        <w:t>SET NAMES utf8mb4;</w:t>
+      </w:r>
+    </w:p>
+    <w:p>
+      <w:pPr>
+        <w:pStyle w:val="SourceCode"/>
+        <w:keepNext/>
+      </w:pPr>
+    </w:p>
+    <w:p>
+      <w:pPr>
+        <w:pStyle w:val="SourceCode"/>
+        <w:keepNext/>
+      </w:pPr>
+      <w:r>
+        <w:t>INSERT INTO contacts_cpp (name, email, phone)</w:t>
+      </w:r>
+    </w:p>
+    <w:p>
+      <w:pPr>
+        <w:pStyle w:val="SourceCode"/>
+      </w:pPr>
+      <w:r>
+        <w:t xml:space="preserve">    VALUES ('Zoë Müller-Åström Nguy</w:t>
+      </w:r>
+      <w:r>
+        <w:t>ễ</w:t>
+      </w:r>
+      <w:r>
+        <w:t>n', 'zoe@example.com', '555-0105');</w:t>
+      </w:r>
+    </w:p>
+    <w:p>
+      <w:pPr>
+        <w:keepNext/>
+      </w:pPr>
+    </w:p>
+    <w:p>
+      <w:pPr>
+        <w:pStyle w:val="Heading3"/>
+      </w:pPr>
+      <w:r>
+        <w:t>sql/add_international_contact_csharp.sql</w:t>
+      </w:r>
+    </w:p>
+    <w:p>
+      <w:pPr>
+        <w:pStyle w:val="SourceCode"/>
+        <w:keepNext/>
+      </w:pPr>
+      <w:r>
+        <w:t>-- One more contact in contacts_csharp, the C# programs' table, for the</w:t>
+      </w:r>
+    </w:p>
+    <w:p>
+      <w:pPr>
+        <w:pStyle w:val="SourceCode"/>
+        <w:keepNext/>
+      </w:pPr>
+      <w:r>
+        <w:t>-- International Name Run: a name with letters beyond English, ë, ü, Å, and</w:t>
+      </w:r>
+    </w:p>
+    <w:p>
+      <w:pPr>
+        <w:pStyle w:val="SourceCode"/>
+      </w:pPr>
+      <w:r>
+        <w:t xml:space="preserve">-- ö, which take two bytes each in UTF-8, and the Vietnamese </w:t>
+      </w:r>
+      <w:r>
+        <w:t>ễ</w:t>
+      </w:r>
+      <w:r>
+        <w:t>, which takes</w:t>
+      </w:r>
+    </w:p>
+    <w:p>
+      <w:pPr>
+        <w:pStyle w:val="SourceCode"/>
+      </w:pPr>
+      <w:r>
+        <w:t>-- three. Run it right after sql/reset_contacts_csharp.sql, so the new</w:t>
+      </w:r>
+    </w:p>
+    <w:p>
+      <w:pPr>
+        <w:pStyle w:val="SourceCode"/>
+      </w:pPr>
+      <w:r>
+        <w:t>-- contact gets id 5. Save this file as UTF-8.</w:t>
+      </w:r>
+    </w:p>
+    <w:p>
+      <w:pPr>
+        <w:pStyle w:val="SourceCode"/>
+      </w:pPr>
+    </w:p>
+    <w:p>
+      <w:pPr>
+        <w:pStyle w:val="SourceCode"/>
+      </w:pPr>
+      <w:r>
+        <w:t>-- SET NAMES utf8mb4 tells the server that the text sent from here on is</w:t>
+      </w:r>
+    </w:p>
+    <w:p>
+      <w:pPr>
+        <w:pStyle w:val="SourceCode"/>
+      </w:pPr>
+      <w:r>
+        <w:t>-- UTF-8. Without it, the mysql client on Windows announces the</w:t>
+      </w:r>
+    </w:p>
+    <w:p>
+      <w:pPr>
+        <w:pStyle w:val="SourceCode"/>
+      </w:pPr>
+      <w:r>
+        <w:t>-- terminal's code page instead, and the server would store each byte of</w:t>
+      </w:r>
+    </w:p>
+    <w:p>
+      <w:pPr>
+        <w:pStyle w:val="SourceCode"/>
+      </w:pPr>
+      <w:r>
+        <w:t>-- ë as a separate wrong character.</w:t>
+      </w:r>
+    </w:p>
+    <w:p>
+      <w:pPr>
+        <w:pStyle w:val="SourceCode"/>
+        <w:keepNext/>
+      </w:pPr>
+      <w:r>
+        <w:t>SET NAMES utf8mb4;</w:t>
+      </w:r>
+    </w:p>
+    <w:p>
+      <w:pPr>
+        <w:pStyle w:val="SourceCode"/>
+        <w:keepNext/>
+      </w:pPr>
+    </w:p>
+    <w:p>
+      <w:pPr>
+        <w:pStyle w:val="SourceCode"/>
+        <w:keepNext/>
+      </w:pPr>
+      <w:r>
+        <w:t>INSERT INTO contacts_csharp (name, email, phone)</w:t>
+      </w:r>
+    </w:p>
+    <w:p>
+      <w:pPr>
+        <w:pStyle w:val="SourceCode"/>
+      </w:pPr>
+      <w:r>
+        <w:t xml:space="preserve">    VALUES ('Zoë Müller-Åström Nguy</w:t>
+      </w:r>
+      <w:r>
+        <w:t>ễ</w:t>
+      </w:r>
+      <w:r>
+        <w:t>n', 'zoe@example.com', '555-0105');</w:t>
+      </w:r>
+    </w:p>
+    <w:p>
+      <w:pPr>
+        <w:keepNext/>
+      </w:pPr>
+    </w:p>
+    <w:p>
+      <w:pPr>
+        <w:pStyle w:val="Heading3"/>
+      </w:pPr>
+      <w:r>
+        <w:t>sql/add_international_contact_go.sql</w:t>
+      </w:r>
+    </w:p>
+    <w:p>
+      <w:pPr>
+        <w:pStyle w:val="SourceCode"/>
+        <w:keepNext/>
+      </w:pPr>
+      <w:r>
+        <w:t>-- One more contact in contacts_go, the Go programs' table, for the</w:t>
+      </w:r>
+    </w:p>
+    <w:p>
+      <w:pPr>
+        <w:pStyle w:val="SourceCode"/>
+        <w:keepNext/>
+      </w:pPr>
+      <w:r>
+        <w:t>-- International Name Run: a name with letters beyond English, ë, ü, Å, and</w:t>
+      </w:r>
+    </w:p>
+    <w:p>
+      <w:pPr>
+        <w:pStyle w:val="SourceCode"/>
+      </w:pPr>
+      <w:r>
+        <w:t xml:space="preserve">-- ö, which take two bytes each in UTF-8, and the Vietnamese </w:t>
+      </w:r>
+      <w:r>
+        <w:t>ễ</w:t>
+      </w:r>
+      <w:r>
+        <w:t>, which takes</w:t>
+      </w:r>
+    </w:p>
+    <w:p>
+      <w:pPr>
+        <w:pStyle w:val="SourceCode"/>
+      </w:pPr>
+      <w:r>
+        <w:t>-- three. Run it right after sql/reset_contacts_go.sql, so the new contact</w:t>
+      </w:r>
+    </w:p>
+    <w:p>
+      <w:pPr>
+        <w:pStyle w:val="SourceCode"/>
+      </w:pPr>
+      <w:r>
+        <w:t>-- gets id 5. Save this file as UTF-8.</w:t>
+      </w:r>
+    </w:p>
+    <w:p>
+      <w:pPr>
+        <w:pStyle w:val="SourceCode"/>
+      </w:pPr>
+    </w:p>
+    <w:p>
+      <w:pPr>
+        <w:pStyle w:val="SourceCode"/>
+      </w:pPr>
+      <w:r>
+        <w:t>-- SET NAMES utf8mb4 tells the server that the text sent from here on is</w:t>
+      </w:r>
+    </w:p>
+    <w:p>
+      <w:pPr>
+        <w:pStyle w:val="SourceCode"/>
+      </w:pPr>
+      <w:r>
+        <w:t>-- UTF-8. Without it, the mysql client on Windows announces the</w:t>
+      </w:r>
+    </w:p>
+    <w:p>
+      <w:pPr>
+        <w:pStyle w:val="SourceCode"/>
+      </w:pPr>
+      <w:r>
+        <w:t>-- terminal's code page instead, and the server would store each byte of</w:t>
+      </w:r>
+    </w:p>
+    <w:p>
+      <w:pPr>
+        <w:pStyle w:val="SourceCode"/>
+      </w:pPr>
+      <w:r>
+        <w:t>-- ë as a separate wrong character.</w:t>
+      </w:r>
+    </w:p>
+    <w:p>
+      <w:pPr>
+        <w:pStyle w:val="SourceCode"/>
+        <w:keepNext/>
+      </w:pPr>
+      <w:r>
+        <w:t>SET NAMES utf8mb4;</w:t>
+      </w:r>
+    </w:p>
+    <w:p>
+      <w:pPr>
+        <w:pStyle w:val="SourceCode"/>
+        <w:keepNext/>
+      </w:pPr>
+    </w:p>
+    <w:p>
+      <w:pPr>
+        <w:pStyle w:val="SourceCode"/>
+        <w:keepNext/>
+      </w:pPr>
+      <w:r>
+        <w:t>INSERT INTO contacts_go (name, email, phone)</w:t>
+      </w:r>
+    </w:p>
+    <w:p>
+      <w:pPr>
+        <w:pStyle w:val="SourceCode"/>
+      </w:pPr>
+      <w:r>
+        <w:t xml:space="preserve">    VALUES ('Zoë Müller-Åström Nguy</w:t>
+      </w:r>
+      <w:r>
+        <w:t>ễ</w:t>
+      </w:r>
+      <w:r>
+        <w:t>n', 'zoe@example.com', '555-0105');</w:t>
+      </w:r>
+    </w:p>
+    <w:p>
+      <w:pPr>
+        <w:keepNext/>
+      </w:pPr>
+    </w:p>
+    <w:p>
+      <w:pPr>
+        <w:pStyle w:val="Heading3"/>
+      </w:pPr>
+      <w:r>
+        <w:t>sql/add_international_contact_python.sql</w:t>
+      </w:r>
+    </w:p>
+    <w:p>
+      <w:pPr>
+        <w:pStyle w:val="SourceCode"/>
+        <w:keepNext/>
+      </w:pPr>
+      <w:r>
+        <w:t>-- One more contact in contacts_python, the Python programs' table, for the</w:t>
+      </w:r>
+    </w:p>
+    <w:p>
+      <w:pPr>
+        <w:pStyle w:val="SourceCode"/>
+        <w:keepNext/>
+      </w:pPr>
+      <w:r>
+        <w:t>-- International Name Run: a name with letters beyond English, ë, ü, Å, and</w:t>
+      </w:r>
+    </w:p>
+    <w:p>
+      <w:pPr>
+        <w:pStyle w:val="SourceCode"/>
+      </w:pPr>
+      <w:r>
+        <w:t xml:space="preserve">-- ö, which take two bytes each in UTF-8, and the Vietnamese </w:t>
+      </w:r>
+      <w:r>
+        <w:t>ễ</w:t>
+      </w:r>
+      <w:r>
+        <w:t>, which takes</w:t>
+      </w:r>
+    </w:p>
+    <w:p>
+      <w:pPr>
+        <w:pStyle w:val="SourceCode"/>
+      </w:pPr>
+      <w:r>
+        <w:t>-- three. Run it right after sql/reset_contacts_python.sql, so the new</w:t>
+      </w:r>
+    </w:p>
+    <w:p>
+      <w:pPr>
+        <w:pStyle w:val="SourceCode"/>
+      </w:pPr>
+      <w:r>
+        <w:t>-- contact gets id 5. Save this file as UTF-8.</w:t>
+      </w:r>
+    </w:p>
+    <w:p>
+      <w:pPr>
+        <w:pStyle w:val="SourceCode"/>
+      </w:pPr>
+    </w:p>
+    <w:p>
+      <w:pPr>
+        <w:pStyle w:val="SourceCode"/>
+      </w:pPr>
+      <w:r>
+        <w:t>-- SET NAMES utf8mb4 tells the server that the text sent from here on is</w:t>
+      </w:r>
+    </w:p>
+    <w:p>
+      <w:pPr>
+        <w:pStyle w:val="SourceCode"/>
+      </w:pPr>
+      <w:r>
+        <w:t>-- UTF-8. Without it, the mysql client on Windows announces the</w:t>
+      </w:r>
+    </w:p>
+    <w:p>
+      <w:pPr>
+        <w:pStyle w:val="SourceCode"/>
+      </w:pPr>
+      <w:r>
+        <w:t>-- terminal's code page instead, and the server would store each byte of</w:t>
+      </w:r>
+    </w:p>
+    <w:p>
+      <w:pPr>
+        <w:pStyle w:val="SourceCode"/>
+      </w:pPr>
+      <w:r>
+        <w:t>-- ë as a separate wrong character.</w:t>
+      </w:r>
+    </w:p>
+    <w:p>
+      <w:pPr>
+        <w:pStyle w:val="SourceCode"/>
+        <w:keepNext/>
+      </w:pPr>
+      <w:r>
+        <w:t>SET NAMES utf8mb4;</w:t>
+      </w:r>
+    </w:p>
+    <w:p>
+      <w:pPr>
+        <w:pStyle w:val="SourceCode"/>
+        <w:keepNext/>
+      </w:pPr>
+    </w:p>
+    <w:p>
+      <w:pPr>
+        <w:pStyle w:val="SourceCode"/>
+        <w:keepNext/>
+      </w:pPr>
+      <w:r>
+        <w:t>INSERT INTO contacts_python (name, email, phone)</w:t>
+      </w:r>
+    </w:p>
+    <w:p>
+      <w:pPr>
+        <w:pStyle w:val="SourceCode"/>
+      </w:pPr>
+      <w:r>
+        <w:t xml:space="preserve">    VALUES ('Zoë Müller-Åström Nguy</w:t>
+      </w:r>
+      <w:r>
+        <w:t>ễ</w:t>
+      </w:r>
+      <w:r>
+        <w:t>n', 'zoe@example.com', '555-0105');</w:t>
+      </w:r>
+    </w:p>
+    <w:p>
+      <w:pPr>
+        <w:keepNext/>
+      </w:pPr>
+    </w:p>
+    <w:p>
+      <w:pPr>
+        <w:pStyle w:val="Heading3"/>
+      </w:pPr>
+      <w:r>
+        <w:t>sql/add_international_contact_typescript.sql</w:t>
+      </w:r>
+    </w:p>
+    <w:p>
+      <w:pPr>
+        <w:pStyle w:val="SourceCode"/>
+        <w:keepNext/>
+      </w:pPr>
+      <w:r>
+        <w:t>-- One more contact in contacts_typescript, the TypeScript programs' table,</w:t>
+      </w:r>
+    </w:p>
+    <w:p>
+      <w:pPr>
+        <w:pStyle w:val="SourceCode"/>
+        <w:keepNext/>
+      </w:pPr>
+      <w:r>
+        <w:t>-- for the International Name Run: a name with letters beyond English, ë, ü,</w:t>
+      </w:r>
+    </w:p>
+    <w:p>
+      <w:pPr>
+        <w:pStyle w:val="SourceCode"/>
+      </w:pPr>
+      <w:r>
+        <w:t xml:space="preserve">-- Å, and ö, which take two bytes each in UTF-8, and the Vietnamese </w:t>
+      </w:r>
+      <w:r>
+        <w:t>ễ</w:t>
+      </w:r>
+      <w:r>
+        <w:t>, which</w:t>
+      </w:r>
+    </w:p>
+    <w:p>
+      <w:pPr>
+        <w:pStyle w:val="SourceCode"/>
+      </w:pPr>
+      <w:r>
+        <w:t>-- takes three. Run it right after sql/reset_contacts_typescript.sql, so the</w:t>
+      </w:r>
+    </w:p>
+    <w:p>
+      <w:pPr>
+        <w:pStyle w:val="SourceCode"/>
+      </w:pPr>
+      <w:r>
+        <w:t>-- new contact gets id 5. Save this file as UTF-8.</w:t>
+      </w:r>
+    </w:p>
+    <w:p>
+      <w:pPr>
+        <w:pStyle w:val="SourceCode"/>
+      </w:pPr>
+    </w:p>
+    <w:p>
+      <w:pPr>
+        <w:pStyle w:val="SourceCode"/>
+      </w:pPr>
+      <w:r>
+        <w:t>-- SET NAMES utf8mb4 tells the server that the text sent from here on is</w:t>
+      </w:r>
+    </w:p>
+    <w:p>
+      <w:pPr>
+        <w:pStyle w:val="SourceCode"/>
+      </w:pPr>
+      <w:r>
+        <w:t>-- UTF-8. Without it, the mysql client on Windows announces the</w:t>
+      </w:r>
+    </w:p>
+    <w:p>
+      <w:pPr>
+        <w:pStyle w:val="SourceCode"/>
+      </w:pPr>
+      <w:r>
+        <w:t>-- terminal's code page instead, and the server would store each byte of</w:t>
+      </w:r>
+    </w:p>
+    <w:p>
+      <w:pPr>
+        <w:pStyle w:val="SourceCode"/>
+      </w:pPr>
+      <w:r>
+        <w:t>-- ë as a separate wrong character.</w:t>
+      </w:r>
+    </w:p>
+    <w:p>
+      <w:pPr>
+        <w:pStyle w:val="SourceCode"/>
+        <w:keepNext/>
+      </w:pPr>
+      <w:r>
+        <w:t>SET NAMES utf8mb4;</w:t>
+      </w:r>
+    </w:p>
+    <w:p>
+      <w:pPr>
+        <w:pStyle w:val="SourceCode"/>
+        <w:keepNext/>
+      </w:pPr>
+    </w:p>
+    <w:p>
+      <w:pPr>
+        <w:pStyle w:val="SourceCode"/>
+        <w:keepNext/>
+      </w:pPr>
+      <w:r>
+        <w:t>INSERT INTO contacts_typescript (name, email, phone)</w:t>
+      </w:r>
+    </w:p>
+    <w:p>
+      <w:pPr>
+        <w:pStyle w:val="SourceCode"/>
+      </w:pPr>
+      <w:r>
+        <w:t xml:space="preserve">    VALUES ('Zoë Müller-Åström Nguy</w:t>
+      </w:r>
+      <w:r>
+        <w:t>ễ</w:t>
+      </w:r>
+      <w:r>
+        <w:t>n', 'zoe@example.com', '555-0105');</w:t>
+      </w:r>
+    </w:p>
+    <w:p>
+      <w:pPr>
+        <w:keepNext/>
+      </w:pPr>
+    </w:p>
+    <w:p>
+      <w:pPr>
         <w:pStyle w:val="ListBullet"/>
       </w:pPr>
       <w:r>
@@ -3792,7 +6050,7 @@
         <w:pStyle w:val="ListBullet"/>
       </w:pPr>
       <w:r>
-        <w:t>Unknown database 'spa_contacts' (error 1049), or Table 'spa_contacts.contacts' doesn't exist (error 1146): the Data Reset has not run yet. Run it.</w:t>
+        <w:t>Unknown database 'spa_contacts' (error 1049), or Table 'spa_contacts.contacts_c' doesn't exist, with your language's table in the name (error 1146): the Data Reset has not run yet. Run it.</w:t>
       </w:r>
     </w:p>
     <w:p>
@@ -4055,7 +6313,7 @@
         <w:pStyle w:val="SourceCode"/>
       </w:pPr>
       <w:r>
-        <w:t>#define BY_NAME "SELECT id, name, email, phone FROM contacts ORDER BY name, id"</w:t>
+        <w:t>#define BY_NAME "SELECT id, name, email, phone FROM contacts_c ORDER BY name, id"</w:t>
       </w:r>
     </w:p>
     <w:p>
@@ -6178,7 +8436,7 @@
         <w:keepNext/>
       </w:pPr>
       <w:r>
-        <w:t>Run the block from the lesson-5.8 folder, in a terminal that has SPA_DB_PASSWORD. It runs the Data Reset's file again just before the program, so the table holds exactly the reset's four contacts, and it looks at the two exports after the program ends.</w:t>
+        <w:t>Run the block from the lesson-5.8 folder, in a terminal that has SPA_DB_PASSWORD. It runs C's line of the Data Reset again just before the program, so its own table, contacts_c, holds exactly the reset's four contacts, and it looks at the two exports after the program ends.</w:t>
       </w:r>
     </w:p>
     <w:p>
@@ -6255,7 +8513,7 @@
         <w:keepNext/>
       </w:pPr>
       <w:r>
-        <w:t xml:space="preserve">    -e "source ./sql/reset_contacts.sql"</w:t>
+        <w:t xml:space="preserve">    -e "source ./sql/reset_contacts_c.sql"</w:t>
       </w:r>
     </w:p>
     <w:p>
@@ -6357,7 +8615,16 @@
         <w:keepNext/>
       </w:pPr>
       <w:r>
-        <w:t>mysql -u devuser -h 127.0.0.1 -P 3306 -D spa_contacts &lt; ./sql/reset_contacts.sql</w:t>
+        <w:t>mysql -u devuser -h 127.0.0.1 -P 3306 -D spa_contacts \</w:t>
+      </w:r>
+    </w:p>
+    <w:p>
+      <w:pPr>
+        <w:pStyle w:val="CommandBlock"/>
+        <w:keepNext/>
+      </w:pPr>
+      <w:r>
+        <w:t xml:space="preserve">    &lt; ./sql/reset_contacts_c.sql</w:t>
       </w:r>
     </w:p>
     <w:p>
@@ -6467,7 +8734,7 @@
         <w:pStyle w:val="ListBullet"/>
       </w:pPr>
       <w:r>
-        <w:t>If list or export prints Error: Table 'spa_contacts.contacts' doesn't exist, the reset lines did not run: run the whole block again.</w:t>
+        <w:t>If list or export prints Error: Table 'spa_contacts.contacts_c' doesn't exist, the reset lines did not run: run the whole block again.</w:t>
       </w:r>
     </w:p>
     <w:p>
@@ -7033,7 +9300,7 @@
         <w:pStyle w:val="SourceCode"/>
       </w:pPr>
       <w:r>
-        <w:t xml:space="preserve">    "SELECT id, name, email, phone FROM contacts ORDER BY name, id"</w:t>
+        <w:t xml:space="preserve">    "SELECT id, name, email, phone FROM contacts_c ORDER BY name, id"</w:t>
       </w:r>
     </w:p>
     <w:p>
@@ -10644,7 +12911,7 @@
         <w:keepNext/>
       </w:pPr>
       <w:r>
-        <w:t>The block resets the table, runs the program with run1.txt, and looks at the two exports.</w:t>
+        <w:t>The block resets contacts_c, runs the program with run1.txt, and looks at the two exports.</w:t>
       </w:r>
     </w:p>
     <w:p>
@@ -10730,7 +12997,7 @@
         <w:keepNext/>
       </w:pPr>
       <w:r>
-        <w:t xml:space="preserve">    -e "source ./sql/reset_contacts.sql"</w:t>
+        <w:t xml:space="preserve">    -e "source ./sql/reset_contacts_c.sql"</w:t>
       </w:r>
     </w:p>
     <w:p>
@@ -10841,7 +13108,16 @@
         <w:keepNext/>
       </w:pPr>
       <w:r>
-        <w:t>mysql -u devuser -h 127.0.0.1 -P 3306 -D spa_contacts &lt; ./sql/reset_contacts.sql</w:t>
+        <w:t>mysql -u devuser -h 127.0.0.1 -P 3306 -D spa_contacts \</w:t>
+      </w:r>
+    </w:p>
+    <w:p>
+      <w:pPr>
+        <w:pStyle w:val="CommandBlock"/>
+        <w:keepNext/>
+      </w:pPr>
+      <w:r>
+        <w:t xml:space="preserve">    &lt; ./sql/reset_contacts_c.sql</w:t>
       </w:r>
     </w:p>
     <w:p>
@@ -11203,7 +13479,7 @@
         <w:keepNext/>
       </w:pPr>
       <w:r>
-        <w:t>The block resets the table, adds the fifth contact with .\sql\add_international_contact.sql, runs the program with run3.txt, and prints the two exports' hashes. The program must match the International Name Run, the fourth screen of the Required Clean-Run Output in Validation Rules, $LASTEXITCODE must print 0, and the two hashes must be the International Name Check of Expected Values, in Validation Rules.</w:t>
+        <w:t>The block resets C's own table, contacts_c, adds the fifth contact with .\sql\add_international_contact_c.sql, runs the program with run3.txt, and prints the two exports' hashes. The program must match the International Name Run, the fourth screen of the Required Clean-Run Output in Validation Rules, $LASTEXITCODE must print 0, and the two hashes must be the International Name Check of Expected Values, in Validation Rules.</w:t>
       </w:r>
     </w:p>
     <w:p>
@@ -11244,7 +13520,7 @@
         <w:keepNext/>
       </w:pPr>
       <w:r>
-        <w:t xml:space="preserve">    -e "source ./sql/reset_contacts.sql"</w:t>
+        <w:t xml:space="preserve">    -e "source ./sql/reset_contacts_c.sql"</w:t>
       </w:r>
     </w:p>
     <w:p>
@@ -11262,7 +13538,7 @@
         <w:keepNext/>
       </w:pPr>
       <w:r>
-        <w:t xml:space="preserve">    -e "source ./sql/add_international_contact.sql"</w:t>
+        <w:t xml:space="preserve">    -e "source ./sql/add_international_contact_c.sql"</w:t>
       </w:r>
     </w:p>
     <w:p>
@@ -11337,15 +13613,6 @@
         <w:keepNext/>
       </w:pPr>
       <w:r>
-        <w:t>mysql -u devuser -h 127.0.0.1 -P 3306 -D spa_contacts &lt; ./sql/reset_contacts.sql</w:t>
-      </w:r>
-    </w:p>
-    <w:p>
-      <w:pPr>
-        <w:pStyle w:val="CommandBlock"/>
-        <w:keepNext/>
-      </w:pPr>
-      <w:r>
         <w:t>mysql -u devuser -h 127.0.0.1 -P 3306 -D spa_contacts \</w:t>
       </w:r>
     </w:p>
@@ -11355,7 +13622,25 @@
         <w:keepNext/>
       </w:pPr>
       <w:r>
-        <w:t xml:space="preserve">    &lt; ./sql/add_international_contact.sql</w:t>
+        <w:t xml:space="preserve">    &lt; ./sql/reset_contacts_c.sql</w:t>
+      </w:r>
+    </w:p>
+    <w:p>
+      <w:pPr>
+        <w:pStyle w:val="CommandBlock"/>
+        <w:keepNext/>
+      </w:pPr>
+      <w:r>
+        <w:t>mysql -u devuser -h 127.0.0.1 -P 3306 -D spa_contacts \</w:t>
+      </w:r>
+    </w:p>
+    <w:p>
+      <w:pPr>
+        <w:pStyle w:val="CommandBlock"/>
+        <w:keepNext/>
+      </w:pPr>
+      <w:r>
+        <w:t xml:space="preserve">    &lt; ./sql/add_international_contact_c.sql</w:t>
       </w:r>
     </w:p>
     <w:p>
@@ -11411,7 +13696,7 @@
         <w:keepNext/>
       </w:pPr>
       <w:r>
-        <w:t>Now export an empty table. The mysql client line deletes every contact; Lesson 4.8 warned that a DELETE without WHERE removes every row, and here that is what this run needs. The next block's Data Reset puts the contacts back. Run 2 reads run2.txt, and Get-Content prints both new files.</w:t>
+        <w:t>Now export an empty table. The mysql client line deletes every contact in contacts_c; Lesson 4.8 warned that a DELETE without WHERE removes every row, and here that is what this run needs. The next block's Data Reset puts the contacts back. Run 2 reads run2.txt, and Get-Content prints both new files.</w:t>
       </w:r>
     </w:p>
     <w:p>
@@ -11452,7 +13737,7 @@
         <w:keepNext/>
       </w:pPr>
       <w:r>
-        <w:t xml:space="preserve">    -e "DELETE FROM contacts"</w:t>
+        <w:t xml:space="preserve">    -e "DELETE FROM contacts_c"</w:t>
       </w:r>
     </w:p>
     <w:p>
@@ -11536,7 +13821,7 @@
         <w:keepNext/>
       </w:pPr>
       <w:r>
-        <w:t xml:space="preserve">    -e "DELETE FROM contacts"</w:t>
+        <w:t xml:space="preserve">    -e "DELETE FROM contacts_c"</w:t>
       </w:r>
     </w:p>
     <w:p>
@@ -11984,7 +14269,7 @@
         <w:pStyle w:val="SourceCode"/>
       </w:pPr>
       <w:r>
-        <w:t xml:space="preserve">    "SELECT id, name, email, phone FROM contacts ORDER BY name, id";</w:t>
+        <w:t xml:space="preserve">    "SELECT id, name, email, phone FROM contacts_cpp ORDER BY name, id";</w:t>
       </w:r>
     </w:p>
     <w:p>
@@ -13792,7 +16077,7 @@
         <w:keepNext/>
       </w:pPr>
       <w:r>
-        <w:t>Run the block from the lesson-5.8 folder, in a terminal that has SPA_DB_PASSWORD. It runs the Data Reset's file again just before the program, so the table holds exactly the reset's four contacts, and it looks at the two exports after the program ends.</w:t>
+        <w:t>Run the block from the lesson-5.8 folder, in a terminal that has SPA_DB_PASSWORD. It runs C++'s line of the Data Reset again just before the program, so its own table, contacts_cpp, holds exactly the reset's four contacts, and it looks at the two exports after the program ends.</w:t>
       </w:r>
     </w:p>
     <w:p>
@@ -13895,7 +16180,7 @@
         <w:pStyle w:val="CommandBlock"/>
       </w:pPr>
       <w:r>
-        <w:t xml:space="preserve">    -e "source ./sql/reset_contacts.sql"</w:t>
+        <w:t xml:space="preserve">    -e "source ./sql/reset_contacts_cpp.sql"</w:t>
       </w:r>
     </w:p>
     <w:p>
@@ -14012,7 +16297,16 @@
         <w:keepNext/>
       </w:pPr>
       <w:r>
-        <w:t>mysql -u devuser -h 127.0.0.1 -P 3306 -D spa_contacts &lt; ./sql/reset_contacts.sql</w:t>
+        <w:t>mysql -u devuser -h 127.0.0.1 -P 3306 -D spa_contacts \</w:t>
+      </w:r>
+    </w:p>
+    <w:p>
+      <w:pPr>
+        <w:pStyle w:val="CommandBlock"/>
+        <w:keepNext/>
+      </w:pPr>
+      <w:r>
+        <w:t xml:space="preserve">    &lt; ./sql/reset_contacts_cpp.sql</w:t>
       </w:r>
     </w:p>
     <w:p>
@@ -14122,7 +16416,7 @@
         <w:pStyle w:val="ListBullet"/>
       </w:pPr>
       <w:r>
-        <w:t>If list or export prints Error: Table 'spa_contacts.contacts' doesn't exist, the reset lines did not run: run the whole block again.</w:t>
+        <w:t>If list or export prints Error: Table 'spa_contacts.contacts_cpp' doesn't exist, the reset lines did not run: run the whole block again.</w:t>
       </w:r>
     </w:p>
     <w:p>
@@ -14648,7 +16942,7 @@
         <w:pStyle w:val="SourceCode"/>
       </w:pPr>
       <w:r>
-        <w:t xml:space="preserve">    "SELECT id, name, email, phone FROM contacts ORDER BY name, id";</w:t>
+        <w:t xml:space="preserve">    "SELECT id, name, email, phone FROM contacts_cpp ORDER BY name, id";</w:t>
       </w:r>
     </w:p>
     <w:p>
@@ -17782,7 +20076,7 @@
         <w:keepNext/>
       </w:pPr>
       <w:r>
-        <w:t>The block resets the table, runs the program with run1.txt, and looks at the two exports. This build uses /std:c++23preview instead of /std:c++20: writeCsv and writeJson create the .tmp file with Lesson 3.19's std::ios::noreplace, which is C++23, and /std:c++23preview is Visual C++'s switch for C++23, the same standard g++'s -std=c++23 turns on, as Lesson 3.19 did. With /std:c++20, the build fails.</w:t>
+        <w:t>The block resets contacts_cpp, runs the program with run1.txt, and looks at the two exports. This build uses /std:c++23preview instead of /std:c++20: writeCsv and writeJson create the .tmp file with Lesson 3.19's std::ios::noreplace, which is C++23, and /std:c++23preview is Visual C++'s switch for C++23, the same standard g++'s -std=c++23 turns on, as Lesson 3.19 did. With /std:c++20, the build fails.</w:t>
       </w:r>
     </w:p>
     <w:p>
@@ -17893,7 +20187,7 @@
         <w:pStyle w:val="CommandBlock"/>
       </w:pPr>
       <w:r>
-        <w:t xml:space="preserve">    -e "source ./sql/reset_contacts.sql"</w:t>
+        <w:t xml:space="preserve">    -e "source ./sql/reset_contacts_cpp.sql"</w:t>
       </w:r>
     </w:p>
     <w:p>
@@ -18010,7 +20304,16 @@
         <w:keepNext/>
       </w:pPr>
       <w:r>
-        <w:t>mysql -u devuser -h 127.0.0.1 -P 3306 -D spa_contacts &lt; ./sql/reset_contacts.sql</w:t>
+        <w:t>mysql -u devuser -h 127.0.0.1 -P 3306 -D spa_contacts \</w:t>
+      </w:r>
+    </w:p>
+    <w:p>
+      <w:pPr>
+        <w:pStyle w:val="CommandBlock"/>
+        <w:keepNext/>
+      </w:pPr>
+      <w:r>
+        <w:t xml:space="preserve">    &lt; ./sql/reset_contacts_cpp.sql</w:t>
       </w:r>
     </w:p>
     <w:p>
@@ -18375,7 +20678,7 @@
         <w:keepNext/>
       </w:pPr>
       <w:r>
-        <w:t>The block resets the table, adds the fifth contact with .\sql\add_international_contact.sql, runs the program with run3.txt, and prints the two exports' hashes. The program must match the International Name Run, the fourth screen of the Required Clean-Run Output in Validation Rules, $LASTEXITCODE must print 0, and the two hashes must be the International Name Check of Expected Values, in Validation Rules.</w:t>
+        <w:t>The block resets C++'s own table, contacts_cpp, adds the fifth contact with .\sql\add_international_contact_cpp.sql, runs the program with run3.txt, and prints the two exports' hashes. The program must match the International Name Run, the fourth screen of the Required Clean-Run Output in Validation Rules, $LASTEXITCODE must print 0, and the two hashes must be the International Name Check of Expected Values, in Validation Rules.</w:t>
       </w:r>
     </w:p>
     <w:p>
@@ -18416,7 +20719,7 @@
         <w:keepNext/>
       </w:pPr>
       <w:r>
-        <w:t xml:space="preserve">    -e "source ./sql/reset_contacts.sql"</w:t>
+        <w:t xml:space="preserve">    -e "source ./sql/reset_contacts_cpp.sql"</w:t>
       </w:r>
     </w:p>
     <w:p>
@@ -18434,7 +20737,7 @@
         <w:keepNext/>
       </w:pPr>
       <w:r>
-        <w:t xml:space="preserve">    -e "source ./sql/add_international_contact.sql"</w:t>
+        <w:t xml:space="preserve">    -e "source ./sql/add_international_contact_cpp.sql"</w:t>
       </w:r>
     </w:p>
     <w:p>
@@ -18509,15 +20812,6 @@
         <w:keepNext/>
       </w:pPr>
       <w:r>
-        <w:t>mysql -u devuser -h 127.0.0.1 -P 3306 -D spa_contacts &lt; ./sql/reset_contacts.sql</w:t>
-      </w:r>
-    </w:p>
-    <w:p>
-      <w:pPr>
-        <w:pStyle w:val="CommandBlock"/>
-        <w:keepNext/>
-      </w:pPr>
-      <w:r>
         <w:t>mysql -u devuser -h 127.0.0.1 -P 3306 -D spa_contacts \</w:t>
       </w:r>
     </w:p>
@@ -18527,7 +20821,25 @@
         <w:keepNext/>
       </w:pPr>
       <w:r>
-        <w:t xml:space="preserve">    &lt; ./sql/add_international_contact.sql</w:t>
+        <w:t xml:space="preserve">    &lt; ./sql/reset_contacts_cpp.sql</w:t>
+      </w:r>
+    </w:p>
+    <w:p>
+      <w:pPr>
+        <w:pStyle w:val="CommandBlock"/>
+        <w:keepNext/>
+      </w:pPr>
+      <w:r>
+        <w:t>mysql -u devuser -h 127.0.0.1 -P 3306 -D spa_contacts \</w:t>
+      </w:r>
+    </w:p>
+    <w:p>
+      <w:pPr>
+        <w:pStyle w:val="CommandBlock"/>
+        <w:keepNext/>
+      </w:pPr>
+      <w:r>
+        <w:t xml:space="preserve">    &lt; ./sql/add_international_contact_cpp.sql</w:t>
       </w:r>
     </w:p>
     <w:p>
@@ -18583,7 +20895,7 @@
         <w:keepNext/>
       </w:pPr>
       <w:r>
-        <w:t>Now export an empty table. The mysql client line deletes every contact; Lesson 4.8 warned that a DELETE without WHERE removes every row, and here that is what this run needs. The next block's Data Reset puts the contacts back. Run 2 reads run2.txt, and Get-Content prints both new files.</w:t>
+        <w:t>Now export an empty table. The mysql client line deletes every contact in contacts_cpp; Lesson 4.8 warned that a DELETE without WHERE removes every row, and here that is what this run needs. The next block's Data Reset puts the contacts back. Run 2 reads run2.txt, and Get-Content prints both new files.</w:t>
       </w:r>
     </w:p>
     <w:p>
@@ -18624,7 +20936,7 @@
         <w:keepNext/>
       </w:pPr>
       <w:r>
-        <w:t xml:space="preserve">    -e "DELETE FROM contacts"</w:t>
+        <w:t xml:space="preserve">    -e "DELETE FROM contacts_cpp"</w:t>
       </w:r>
     </w:p>
     <w:p>
@@ -18708,7 +21020,7 @@
         <w:keepNext/>
       </w:pPr>
       <w:r>
-        <w:t xml:space="preserve">    -e "DELETE FROM contacts"</w:t>
+        <w:t xml:space="preserve">    -e "DELETE FROM contacts_cpp"</w:t>
       </w:r>
     </w:p>
     <w:p>
@@ -19342,7 +21654,7 @@
         <w:pStyle w:val="SourceCode"/>
       </w:pPr>
       <w:r>
-        <w:t xml:space="preserve">        "SELECT id, name, email, phone FROM contacts ORDER BY name, id";</w:t>
+        <w:t xml:space="preserve">        "SELECT id, name, email, phone FROM contacts_csharp ORDER BY name, id";</w:t>
       </w:r>
     </w:p>
     <w:p>
@@ -21087,7 +23399,7 @@
         <w:keepNext/>
       </w:pPr>
       <w:r>
-        <w:t>Run the block from the lesson-5.8 folder, in a terminal that has SPA_DB_PASSWORD. It runs the Data Reset's file again just before the program, so the table holds exactly the reset's four contacts, and it looks at the two exports after the program ends.</w:t>
+        <w:t>Run the block from the lesson-5.8 folder, in a terminal that has SPA_DB_PASSWORD. It runs C#'s line of the Data Reset again just before the program, so its own table, contacts_csharp, holds exactly the reset's four contacts, and it looks at the two exports after the program ends.</w:t>
       </w:r>
     </w:p>
     <w:p>
@@ -21137,7 +23449,7 @@
         <w:keepNext/>
       </w:pPr>
       <w:r>
-        <w:t xml:space="preserve">    -e "source ./sql/reset_contacts.sql"</w:t>
+        <w:t xml:space="preserve">    -e "source ./sql/reset_contacts_csharp.sql"</w:t>
       </w:r>
     </w:p>
     <w:p>
@@ -21230,7 +23542,16 @@
         <w:keepNext/>
       </w:pPr>
       <w:r>
-        <w:t>mysql -u devuser -h 127.0.0.1 -P 3306 -D spa_contacts &lt; ./sql/reset_contacts.sql</w:t>
+        <w:t>mysql -u devuser -h 127.0.0.1 -P 3306 -D spa_contacts \</w:t>
+      </w:r>
+    </w:p>
+    <w:p>
+      <w:pPr>
+        <w:pStyle w:val="CommandBlock"/>
+        <w:keepNext/>
+      </w:pPr>
+      <w:r>
+        <w:t xml:space="preserve">    &lt; ./sql/reset_contacts_csharp.sql</w:t>
       </w:r>
     </w:p>
     <w:p>
@@ -21340,7 +23661,7 @@
         <w:pStyle w:val="ListBullet"/>
       </w:pPr>
       <w:r>
-        <w:t>If list or export prints Error: Table 'spa_contacts.contacts' doesn't exist, the reset lines did not run: run the whole block again.</w:t>
+        <w:t>If list or export prints Error: Table 'spa_contacts.contacts_csharp' doesn't exist, the reset lines did not run: run the whole block again.</w:t>
       </w:r>
     </w:p>
     <w:p>
@@ -21729,7 +24050,7 @@
         <w:pStyle w:val="SourceCode"/>
       </w:pPr>
       <w:r>
-        <w:t xml:space="preserve">        "SELECT id, name, email, phone FROM contacts ORDER BY name, id";</w:t>
+        <w:t xml:space="preserve">        "SELECT id, name, email, phone FROM contacts_csharp ORDER BY name, id";</w:t>
       </w:r>
     </w:p>
     <w:p>
@@ -24977,7 +27298,7 @@
         <w:keepNext/>
       </w:pPr>
       <w:r>
-        <w:t>The block resets the table, runs the program with run1.txt, and looks at the two exports.</w:t>
+        <w:t>The block resets contacts_csharp, runs the program with run1.txt, and looks at the two exports.</w:t>
       </w:r>
     </w:p>
     <w:p>
@@ -25027,7 +27348,7 @@
         <w:keepNext/>
       </w:pPr>
       <w:r>
-        <w:t xml:space="preserve">    -e "source ./sql/reset_contacts.sql"</w:t>
+        <w:t xml:space="preserve">    -e "source ./sql/reset_contacts_csharp.sql"</w:t>
       </w:r>
     </w:p>
     <w:p>
@@ -25120,7 +27441,16 @@
         <w:keepNext/>
       </w:pPr>
       <w:r>
-        <w:t>mysql -u devuser -h 127.0.0.1 -P 3306 -D spa_contacts &lt; ./sql/reset_contacts.sql</w:t>
+        <w:t>mysql -u devuser -h 127.0.0.1 -P 3306 -D spa_contacts \</w:t>
+      </w:r>
+    </w:p>
+    <w:p>
+      <w:pPr>
+        <w:pStyle w:val="CommandBlock"/>
+        <w:keepNext/>
+      </w:pPr>
+      <w:r>
+        <w:t xml:space="preserve">    &lt; ./sql/reset_contacts_csharp.sql</w:t>
       </w:r>
     </w:p>
     <w:p>
@@ -25485,7 +27815,7 @@
         <w:keepNext/>
       </w:pPr>
       <w:r>
-        <w:t>The block resets the table, adds the fifth contact with .\sql\add_international_contact.sql, runs the program with run3.txt, and prints the two exports' hashes. The program must match the International Name Run, the fourth screen of the Required Clean-Run Output in Validation Rules, $LASTEXITCODE must print 0, and the two hashes must be the International Name Check of Expected Values, in Validation Rules.</w:t>
+        <w:t>The block resets C#'s own table, contacts_csharp, adds the fifth contact with .\sql\add_international_contact_csharp.sql, runs the program with run3.txt, and prints the two exports' hashes. The program must match the International Name Run, the fourth screen of the Required Clean-Run Output in Validation Rules, $LASTEXITCODE must print 0, and the two hashes must be the International Name Check of Expected Values, in Validation Rules.</w:t>
       </w:r>
     </w:p>
     <w:p>
@@ -25526,7 +27856,7 @@
         <w:keepNext/>
       </w:pPr>
       <w:r>
-        <w:t xml:space="preserve">    -e "source ./sql/reset_contacts.sql"</w:t>
+        <w:t xml:space="preserve">    -e "source ./sql/reset_contacts_csharp.sql"</w:t>
       </w:r>
     </w:p>
     <w:p>
@@ -25544,7 +27874,7 @@
         <w:keepNext/>
       </w:pPr>
       <w:r>
-        <w:t xml:space="preserve">    -e "source ./sql/add_international_contact.sql"</w:t>
+        <w:t xml:space="preserve">    -e "source ./sql/add_international_contact_csharp.sql"</w:t>
       </w:r>
     </w:p>
     <w:p>
@@ -25619,15 +27949,6 @@
         <w:keepNext/>
       </w:pPr>
       <w:r>
-        <w:t>mysql -u devuser -h 127.0.0.1 -P 3306 -D spa_contacts &lt; ./sql/reset_contacts.sql</w:t>
-      </w:r>
-    </w:p>
-    <w:p>
-      <w:pPr>
-        <w:pStyle w:val="CommandBlock"/>
-        <w:keepNext/>
-      </w:pPr>
-      <w:r>
         <w:t>mysql -u devuser -h 127.0.0.1 -P 3306 -D spa_contacts \</w:t>
       </w:r>
     </w:p>
@@ -25637,7 +27958,25 @@
         <w:keepNext/>
       </w:pPr>
       <w:r>
-        <w:t xml:space="preserve">    &lt; ./sql/add_international_contact.sql</w:t>
+        <w:t xml:space="preserve">    &lt; ./sql/reset_contacts_csharp.sql</w:t>
+      </w:r>
+    </w:p>
+    <w:p>
+      <w:pPr>
+        <w:pStyle w:val="CommandBlock"/>
+        <w:keepNext/>
+      </w:pPr>
+      <w:r>
+        <w:t>mysql -u devuser -h 127.0.0.1 -P 3306 -D spa_contacts \</w:t>
+      </w:r>
+    </w:p>
+    <w:p>
+      <w:pPr>
+        <w:pStyle w:val="CommandBlock"/>
+        <w:keepNext/>
+      </w:pPr>
+      <w:r>
+        <w:t xml:space="preserve">    &lt; ./sql/add_international_contact_csharp.sql</w:t>
       </w:r>
     </w:p>
     <w:p>
@@ -25693,7 +28032,7 @@
         <w:keepNext/>
       </w:pPr>
       <w:r>
-        <w:t>Now export an empty table. The mysql client line deletes every contact; Lesson 4.8 warned that a DELETE without WHERE removes every row, and here that is what this run needs. The next block's Data Reset puts the contacts back. Run 2 reads run2.txt, and Get-Content prints both new files.</w:t>
+        <w:t>Now export an empty table. The mysql client line deletes every contact in contacts_csharp; Lesson 4.8 warned that a DELETE without WHERE removes every row, and here that is what this run needs. The next block's Data Reset puts the contacts back. Run 2 reads run2.txt, and Get-Content prints both new files.</w:t>
       </w:r>
     </w:p>
     <w:p>
@@ -25734,7 +28073,7 @@
         <w:keepNext/>
       </w:pPr>
       <w:r>
-        <w:t xml:space="preserve">    -e "DELETE FROM contacts"</w:t>
+        <w:t xml:space="preserve">    -e "DELETE FROM contacts_csharp"</w:t>
       </w:r>
     </w:p>
     <w:p>
@@ -25818,7 +28157,7 @@
         <w:keepNext/>
       </w:pPr>
       <w:r>
-        <w:t xml:space="preserve">    -e "DELETE FROM contacts"</w:t>
+        <w:t xml:space="preserve">    -e "DELETE FROM contacts_csharp"</w:t>
       </w:r>
     </w:p>
     <w:p>
@@ -26308,7 +28647,7 @@
         <w:pStyle w:val="SourceCode"/>
       </w:pPr>
       <w:r>
-        <w:t>const byNameSQL = "SELECT id, name, email, phone FROM contacts " +</w:t>
+        <w:t>const byNameSQL = "SELECT id, name, email, phone FROM contacts_go " +</w:t>
       </w:r>
     </w:p>
     <w:p>
@@ -28116,7 +30455,7 @@
         <w:keepNext/>
       </w:pPr>
       <w:r>
-        <w:t>Run the block from the lesson-5.8 folder, in a terminal that has SPA_DB_PASSWORD. It runs the Data Reset's file again just before the program, so the table holds exactly the reset's four contacts, and it looks at the two exports after the program ends.</w:t>
+        <w:t>Run the block from the lesson-5.8 folder, in a terminal that has SPA_DB_PASSWORD. It runs Go's line of the Data Reset again just before the program, so its own table, contacts_go, holds exactly the reset's four contacts, and it looks at the two exports after the program ends.</w:t>
       </w:r>
     </w:p>
     <w:p>
@@ -28166,7 +30505,7 @@
         <w:keepNext/>
       </w:pPr>
       <w:r>
-        <w:t xml:space="preserve">    -e "source ./sql/reset_contacts.sql"</w:t>
+        <w:t xml:space="preserve">    -e "source ./sql/reset_contacts_go.sql"</w:t>
       </w:r>
     </w:p>
     <w:p>
@@ -28259,7 +30598,16 @@
         <w:keepNext/>
       </w:pPr>
       <w:r>
-        <w:t>mysql -u devuser -h 127.0.0.1 -P 3306 -D spa_contacts &lt; ./sql/reset_contacts.sql</w:t>
+        <w:t>mysql -u devuser -h 127.0.0.1 -P 3306 -D spa_contacts \</w:t>
+      </w:r>
+    </w:p>
+    <w:p>
+      <w:pPr>
+        <w:pStyle w:val="CommandBlock"/>
+        <w:keepNext/>
+      </w:pPr>
+      <w:r>
+        <w:t xml:space="preserve">    &lt; ./sql/reset_contacts_go.sql</w:t>
       </w:r>
     </w:p>
     <w:p>
@@ -28369,7 +30717,7 @@
         <w:pStyle w:val="ListBullet"/>
       </w:pPr>
       <w:r>
-        <w:t>If list or export prints Error: Table 'spa_contacts.contacts' doesn't exist, the reset lines did not run: run the whole block again.</w:t>
+        <w:t>If list or export prints Error: Table 'spa_contacts.contacts_go' doesn't exist, the reset lines did not run: run the whole block again.</w:t>
       </w:r>
     </w:p>
     <w:p>
@@ -28659,7 +31007,7 @@
         <w:pStyle w:val="SourceCode"/>
       </w:pPr>
       <w:r>
-        <w:t>const selectContactsSQL = "SELECT id, name, email, phone FROM contacts " +</w:t>
+        <w:t>const selectContactsSQL = "SELECT id, name, email, phone FROM contacts_go " +</w:t>
       </w:r>
     </w:p>
     <w:p>
@@ -31796,7 +34144,7 @@
         <w:keepNext/>
       </w:pPr>
       <w:r>
-        <w:t>The block resets the table, runs the program with run1.txt, and looks at the two exports.</w:t>
+        <w:t>The block resets contacts_go, runs the program with run1.txt, and looks at the two exports.</w:t>
       </w:r>
     </w:p>
     <w:p>
@@ -31846,7 +34194,7 @@
         <w:keepNext/>
       </w:pPr>
       <w:r>
-        <w:t xml:space="preserve">    -e "source ./sql/reset_contacts.sql"</w:t>
+        <w:t xml:space="preserve">    -e "source ./sql/reset_contacts_go.sql"</w:t>
       </w:r>
     </w:p>
     <w:p>
@@ -31939,7 +34287,16 @@
         <w:keepNext/>
       </w:pPr>
       <w:r>
-        <w:t>mysql -u devuser -h 127.0.0.1 -P 3306 -D spa_contacts &lt; ./sql/reset_contacts.sql</w:t>
+        <w:t>mysql -u devuser -h 127.0.0.1 -P 3306 -D spa_contacts \</w:t>
+      </w:r>
+    </w:p>
+    <w:p>
+      <w:pPr>
+        <w:pStyle w:val="CommandBlock"/>
+        <w:keepNext/>
+      </w:pPr>
+      <w:r>
+        <w:t xml:space="preserve">    &lt; ./sql/reset_contacts_go.sql</w:t>
       </w:r>
     </w:p>
     <w:p>
@@ -32301,7 +34658,7 @@
         <w:keepNext/>
       </w:pPr>
       <w:r>
-        <w:t>The block resets the table, adds the fifth contact with .\sql\add_international_contact.sql, runs the program with run3.txt, and prints the two exports' hashes. The program must match the International Name Run, the fourth screen of the Required Clean-Run Output in Validation Rules, $LASTEXITCODE must print 0, and the two hashes must be the International Name Check of Expected Values, in Validation Rules.</w:t>
+        <w:t>The block resets Go's own table, contacts_go, adds the fifth contact with .\sql\add_international_contact_go.sql, runs the program with run3.txt, and prints the two exports' hashes. The program must match the International Name Run, the fourth screen of the Required Clean-Run Output in Validation Rules, $LASTEXITCODE must print 0, and the two hashes must be the International Name Check of Expected Values, in Validation Rules.</w:t>
       </w:r>
     </w:p>
     <w:p>
@@ -32342,7 +34699,7 @@
         <w:keepNext/>
       </w:pPr>
       <w:r>
-        <w:t xml:space="preserve">    -e "source ./sql/reset_contacts.sql"</w:t>
+        <w:t xml:space="preserve">    -e "source ./sql/reset_contacts_go.sql"</w:t>
       </w:r>
     </w:p>
     <w:p>
@@ -32360,7 +34717,7 @@
         <w:keepNext/>
       </w:pPr>
       <w:r>
-        <w:t xml:space="preserve">    -e "source ./sql/add_international_contact.sql"</w:t>
+        <w:t xml:space="preserve">    -e "source ./sql/add_international_contact_go.sql"</w:t>
       </w:r>
     </w:p>
     <w:p>
@@ -32435,15 +34792,6 @@
         <w:keepNext/>
       </w:pPr>
       <w:r>
-        <w:t>mysql -u devuser -h 127.0.0.1 -P 3306 -D spa_contacts &lt; ./sql/reset_contacts.sql</w:t>
-      </w:r>
-    </w:p>
-    <w:p>
-      <w:pPr>
-        <w:pStyle w:val="CommandBlock"/>
-        <w:keepNext/>
-      </w:pPr>
-      <w:r>
         <w:t>mysql -u devuser -h 127.0.0.1 -P 3306 -D spa_contacts \</w:t>
       </w:r>
     </w:p>
@@ -32453,7 +34801,25 @@
         <w:keepNext/>
       </w:pPr>
       <w:r>
-        <w:t xml:space="preserve">    &lt; ./sql/add_international_contact.sql</w:t>
+        <w:t xml:space="preserve">    &lt; ./sql/reset_contacts_go.sql</w:t>
+      </w:r>
+    </w:p>
+    <w:p>
+      <w:pPr>
+        <w:pStyle w:val="CommandBlock"/>
+        <w:keepNext/>
+      </w:pPr>
+      <w:r>
+        <w:t>mysql -u devuser -h 127.0.0.1 -P 3306 -D spa_contacts \</w:t>
+      </w:r>
+    </w:p>
+    <w:p>
+      <w:pPr>
+        <w:pStyle w:val="CommandBlock"/>
+        <w:keepNext/>
+      </w:pPr>
+      <w:r>
+        <w:t xml:space="preserve">    &lt; ./sql/add_international_contact_go.sql</w:t>
       </w:r>
     </w:p>
     <w:p>
@@ -32509,7 +34875,7 @@
         <w:keepNext/>
       </w:pPr>
       <w:r>
-        <w:t>Now export an empty table. The mysql client line deletes every contact; Lesson 4.8 warned that a DELETE without WHERE removes every row, and here that is what this run needs. The next block's Data Reset puts the contacts back. Run 2 reads run2.txt, and Get-Content prints both new files.</w:t>
+        <w:t>Now export an empty table. The mysql client line deletes every contact in contacts_go; Lesson 4.8 warned that a DELETE without WHERE removes every row, and here that is what this run needs. The next block's Data Reset puts the contacts back. Run 2 reads run2.txt, and Get-Content prints both new files.</w:t>
       </w:r>
     </w:p>
     <w:p>
@@ -32550,7 +34916,7 @@
         <w:keepNext/>
       </w:pPr>
       <w:r>
-        <w:t xml:space="preserve">    -e "DELETE FROM contacts"</w:t>
+        <w:t xml:space="preserve">    -e "DELETE FROM contacts_go"</w:t>
       </w:r>
     </w:p>
     <w:p>
@@ -32634,7 +35000,7 @@
         <w:keepNext/>
       </w:pPr>
       <w:r>
-        <w:t xml:space="preserve">    -e "DELETE FROM contacts"</w:t>
+        <w:t xml:space="preserve">    -e "DELETE FROM contacts_go"</w:t>
       </w:r>
     </w:p>
     <w:p>
@@ -33063,7 +35429,7 @@
         <w:pStyle w:val="SourceCode"/>
       </w:pPr>
       <w:r>
-        <w:t>BY_NAME = "SELECT id, name, email, phone FROM contacts ORDER BY name, id"</w:t>
+        <w:t>BY_NAME = "SELECT id, name, email, phone FROM contacts_python ORDER BY name, id"</w:t>
       </w:r>
     </w:p>
     <w:p>
@@ -34237,7 +36603,7 @@
         <w:keepNext/>
       </w:pPr>
       <w:r>
-        <w:t>Run the block from the lesson-5.8 folder, in a terminal that has SPA_DB_PASSWORD. It runs the Data Reset's file again just before the program, so the table holds exactly the reset's four contacts, and it looks at the two exports after the program ends.</w:t>
+        <w:t>Run the block from the lesson-5.8 folder, in a terminal that has SPA_DB_PASSWORD. It runs Python's line of the Data Reset again just before the program, so its own table, contacts_python, holds exactly the reset's four contacts, and it looks at the two exports after the program ends.</w:t>
       </w:r>
     </w:p>
     <w:p>
@@ -34278,7 +36644,7 @@
         <w:keepNext/>
       </w:pPr>
       <w:r>
-        <w:t xml:space="preserve">    -e "source ./sql/reset_contacts.sql"</w:t>
+        <w:t xml:space="preserve">    -e "source ./sql/reset_contacts_python.sql"</w:t>
       </w:r>
     </w:p>
     <w:p>
@@ -34362,7 +36728,16 @@
         <w:keepNext/>
       </w:pPr>
       <w:r>
-        <w:t>mysql -u devuser -h 127.0.0.1 -P 3306 -D spa_contacts &lt; ./sql/reset_contacts.sql</w:t>
+        <w:t>mysql -u devuser -h 127.0.0.1 -P 3306 -D spa_contacts \</w:t>
+      </w:r>
+    </w:p>
+    <w:p>
+      <w:pPr>
+        <w:pStyle w:val="CommandBlock"/>
+        <w:keepNext/>
+      </w:pPr>
+      <w:r>
+        <w:t xml:space="preserve">    &lt; ./sql/reset_contacts_python.sql</w:t>
       </w:r>
     </w:p>
     <w:p>
@@ -34472,7 +36847,7 @@
         <w:pStyle w:val="ListBullet"/>
       </w:pPr>
       <w:r>
-        <w:t>If list or export prints Error: Table 'spa_contacts.contacts' doesn't exist, the reset lines did not run: run the whole block again.</w:t>
+        <w:t>If list or export prints Error: Table 'spa_contacts.contacts_python' doesn't exist, the reset lines did not run: run the whole block again.</w:t>
       </w:r>
     </w:p>
     <w:p>
@@ -34669,7 +37044,7 @@
         <w:pStyle w:val="SourceCode"/>
       </w:pPr>
       <w:r>
-        <w:t>SELECT_CONTACTS = ("SELECT id, name, email, phone FROM contacts "</w:t>
+        <w:t>SELECT_CONTACTS = ("SELECT id, name, email, phone FROM contacts_python "</w:t>
       </w:r>
     </w:p>
     <w:p>
@@ -36901,7 +39276,7 @@
         <w:keepNext/>
       </w:pPr>
       <w:r>
-        <w:t>The block resets the table, runs the program with run1.txt, and looks at the two exports.</w:t>
+        <w:t>The block resets contacts_python, runs the program with run1.txt, and looks at the two exports.</w:t>
       </w:r>
     </w:p>
     <w:p>
@@ -36942,7 +39317,7 @@
         <w:keepNext/>
       </w:pPr>
       <w:r>
-        <w:t xml:space="preserve">    -e "source ./sql/reset_contacts.sql"</w:t>
+        <w:t xml:space="preserve">    -e "source ./sql/reset_contacts_python.sql"</w:t>
       </w:r>
     </w:p>
     <w:p>
@@ -37026,7 +39401,16 @@
         <w:keepNext/>
       </w:pPr>
       <w:r>
-        <w:t>mysql -u devuser -h 127.0.0.1 -P 3306 -D spa_contacts &lt; ./sql/reset_contacts.sql</w:t>
+        <w:t>mysql -u devuser -h 127.0.0.1 -P 3306 -D spa_contacts \</w:t>
+      </w:r>
+    </w:p>
+    <w:p>
+      <w:pPr>
+        <w:pStyle w:val="CommandBlock"/>
+        <w:keepNext/>
+      </w:pPr>
+      <w:r>
+        <w:t xml:space="preserve">    &lt; ./sql/reset_contacts_python.sql</w:t>
       </w:r>
     </w:p>
     <w:p>
@@ -37388,7 +39772,7 @@
         <w:keepNext/>
       </w:pPr>
       <w:r>
-        <w:t>The block resets the table, adds the fifth contact with .\sql\add_international_contact.sql, runs the program with run3.txt, and prints the two exports' hashes. The program must match the International Name Run, the fourth screen of the Required Clean-Run Output in Validation Rules, $LASTEXITCODE must print 0, and the two hashes must be the International Name Check of Expected Values, in Validation Rules.</w:t>
+        <w:t>The block resets Python's own table, contacts_python, adds the fifth contact with .\sql\add_international_contact_python.sql, runs the program with run3.txt, and prints the two exports' hashes. The program must match the International Name Run, the fourth screen of the Required Clean-Run Output in Validation Rules, $LASTEXITCODE must print 0, and the two hashes must be the International Name Check of Expected Values, in Validation Rules.</w:t>
       </w:r>
     </w:p>
     <w:p>
@@ -37429,7 +39813,7 @@
         <w:keepNext/>
       </w:pPr>
       <w:r>
-        <w:t xml:space="preserve">    -e "source ./sql/reset_contacts.sql"</w:t>
+        <w:t xml:space="preserve">    -e "source ./sql/reset_contacts_python.sql"</w:t>
       </w:r>
     </w:p>
     <w:p>
@@ -37447,7 +39831,7 @@
         <w:keepNext/>
       </w:pPr>
       <w:r>
-        <w:t xml:space="preserve">    -e "source ./sql/add_international_contact.sql"</w:t>
+        <w:t xml:space="preserve">    -e "source ./sql/add_international_contact_python.sql"</w:t>
       </w:r>
     </w:p>
     <w:p>
@@ -37522,15 +39906,6 @@
         <w:keepNext/>
       </w:pPr>
       <w:r>
-        <w:t>mysql -u devuser -h 127.0.0.1 -P 3306 -D spa_contacts &lt; ./sql/reset_contacts.sql</w:t>
-      </w:r>
-    </w:p>
-    <w:p>
-      <w:pPr>
-        <w:pStyle w:val="CommandBlock"/>
-        <w:keepNext/>
-      </w:pPr>
-      <w:r>
         <w:t>mysql -u devuser -h 127.0.0.1 -P 3306 -D spa_contacts \</w:t>
       </w:r>
     </w:p>
@@ -37540,7 +39915,25 @@
         <w:keepNext/>
       </w:pPr>
       <w:r>
-        <w:t xml:space="preserve">    &lt; ./sql/add_international_contact.sql</w:t>
+        <w:t xml:space="preserve">    &lt; ./sql/reset_contacts_python.sql</w:t>
+      </w:r>
+    </w:p>
+    <w:p>
+      <w:pPr>
+        <w:pStyle w:val="CommandBlock"/>
+        <w:keepNext/>
+      </w:pPr>
+      <w:r>
+        <w:t>mysql -u devuser -h 127.0.0.1 -P 3306 -D spa_contacts \</w:t>
+      </w:r>
+    </w:p>
+    <w:p>
+      <w:pPr>
+        <w:pStyle w:val="CommandBlock"/>
+        <w:keepNext/>
+      </w:pPr>
+      <w:r>
+        <w:t xml:space="preserve">    &lt; ./sql/add_international_contact_python.sql</w:t>
       </w:r>
     </w:p>
     <w:p>
@@ -37596,7 +39989,7 @@
         <w:keepNext/>
       </w:pPr>
       <w:r>
-        <w:t>Now export an empty table. The mysql client line deletes every contact; Lesson 4.8 warned that a DELETE without WHERE removes every row, and here that is what this run needs. The next block's Data Reset puts the contacts back. Run 2 reads run2.txt, and Get-Content prints both new files.</w:t>
+        <w:t>Now export an empty table. The mysql client line deletes every contact in contacts_python; Lesson 4.8 warned that a DELETE without WHERE removes every row, and here that is what this run needs. The next block's Data Reset puts the contacts back. Run 2 reads run2.txt, and Get-Content prints both new files.</w:t>
       </w:r>
     </w:p>
     <w:p>
@@ -37637,7 +40030,7 @@
         <w:keepNext/>
       </w:pPr>
       <w:r>
-        <w:t xml:space="preserve">    -e "DELETE FROM contacts"</w:t>
+        <w:t xml:space="preserve">    -e "DELETE FROM contacts_python"</w:t>
       </w:r>
     </w:p>
     <w:p>
@@ -37721,7 +40114,7 @@
         <w:keepNext/>
       </w:pPr>
       <w:r>
-        <w:t xml:space="preserve">    -e "DELETE FROM contacts"</w:t>
+        <w:t xml:space="preserve">    -e "DELETE FROM contacts_python"</w:t>
       </w:r>
     </w:p>
     <w:p>
@@ -38145,7 +40538,7 @@
         <w:pStyle w:val="SourceCode"/>
       </w:pPr>
       <w:r>
-        <w:t xml:space="preserve">    "SELECT id, name, email, phone FROM contacts ORDER BY name, id";</w:t>
+        <w:t xml:space="preserve">    "SELECT id, name, email, phone FROM contacts_typescript ORDER BY name, id";</w:t>
       </w:r>
     </w:p>
     <w:p>
@@ -39573,7 +41966,7 @@
         <w:keepNext/>
       </w:pPr>
       <w:r>
-        <w:t>Run the block from the lesson-5.8 folder, in a terminal that has SPA_DB_PASSWORD. It runs the Data Reset's file again just before the program, so the table holds exactly the reset's four contacts, and it looks at the two exports after the program ends.</w:t>
+        <w:t>Run the block from the lesson-5.8 folder, in a terminal that has SPA_DB_PASSWORD. It runs TypeScript's line of the Data Reset again just before the program, so its own table, contacts_typescript, holds exactly the reset's four contacts, and it looks at the two exports after the program ends.</w:t>
       </w:r>
     </w:p>
     <w:p>
@@ -39632,7 +42025,7 @@
         <w:keepNext/>
       </w:pPr>
       <w:r>
-        <w:t xml:space="preserve">    -e "source ./sql/reset_contacts.sql"</w:t>
+        <w:t xml:space="preserve">    -e "source ./sql/reset_contacts_typescript.sql"</w:t>
       </w:r>
     </w:p>
     <w:p>
@@ -39734,7 +42127,16 @@
         <w:keepNext/>
       </w:pPr>
       <w:r>
-        <w:t>mysql -u devuser -h 127.0.0.1 -P 3306 -D spa_contacts &lt; ./sql/reset_contacts.sql</w:t>
+        <w:t>mysql -u devuser -h 127.0.0.1 -P 3306 -D spa_contacts \</w:t>
+      </w:r>
+    </w:p>
+    <w:p>
+      <w:pPr>
+        <w:pStyle w:val="CommandBlock"/>
+        <w:keepNext/>
+      </w:pPr>
+      <w:r>
+        <w:t xml:space="preserve">    &lt; ./sql/reset_contacts_typescript.sql</w:t>
       </w:r>
     </w:p>
     <w:p>
@@ -39844,7 +42246,7 @@
         <w:pStyle w:val="ListBullet"/>
       </w:pPr>
       <w:r>
-        <w:t>If list or export prints Error: Table 'spa_contacts.contacts' doesn't exist, the reset lines did not run: run the whole block again.</w:t>
+        <w:t>If list or export prints Error: Table 'spa_contacts.contacts_typescript' doesn't exist, the reset lines did not run: run the whole block again.</w:t>
       </w:r>
     </w:p>
     <w:p>
@@ -40036,7 +42438,7 @@
         <w:pStyle w:val="SourceCode"/>
       </w:pPr>
       <w:r>
-        <w:t xml:space="preserve">    "SELECT id, name, email, phone FROM contacts ORDER BY name, id";</w:t>
+        <w:t xml:space="preserve">    "SELECT id, name, email, phone FROM contacts_typescript ORDER BY name, id";</w:t>
       </w:r>
     </w:p>
     <w:p>
@@ -42809,7 +45211,7 @@
         <w:keepNext/>
       </w:pPr>
       <w:r>
-        <w:t>The block resets the table, runs the program with run1.txt, and looks at the two exports.</w:t>
+        <w:t>The block resets contacts_typescript, runs the program with run1.txt, and looks at the two exports.</w:t>
       </w:r>
     </w:p>
     <w:p>
@@ -42868,7 +45270,7 @@
         <w:keepNext/>
       </w:pPr>
       <w:r>
-        <w:t xml:space="preserve">    -e "source ./sql/reset_contacts.sql"</w:t>
+        <w:t xml:space="preserve">    -e "source ./sql/reset_contacts_typescript.sql"</w:t>
       </w:r>
     </w:p>
     <w:p>
@@ -42970,7 +45372,16 @@
         <w:keepNext/>
       </w:pPr>
       <w:r>
-        <w:t>mysql -u devuser -h 127.0.0.1 -P 3306 -D spa_contacts &lt; ./sql/reset_contacts.sql</w:t>
+        <w:t>mysql -u devuser -h 127.0.0.1 -P 3306 -D spa_contacts \</w:t>
+      </w:r>
+    </w:p>
+    <w:p>
+      <w:pPr>
+        <w:pStyle w:val="CommandBlock"/>
+        <w:keepNext/>
+      </w:pPr>
+      <w:r>
+        <w:t xml:space="preserve">    &lt; ./sql/reset_contacts_typescript.sql</w:t>
       </w:r>
     </w:p>
     <w:p>
@@ -43332,7 +45743,7 @@
         <w:keepNext/>
       </w:pPr>
       <w:r>
-        <w:t>The block resets the table, adds the fifth contact with .\sql\add_international_contact.sql, runs the program with run3.txt, and prints the two exports' hashes. The program must match the International Name Run, the fourth screen of the Required Clean-Run Output in Validation Rules, $LASTEXITCODE must print 0, and the two hashes must be the International Name Check of Expected Values, in Validation Rules.</w:t>
+        <w:t>The block resets TypeScript's own table, contacts_typescript, adds the fifth contact with .\sql\add_international_contact_typescript.sql, runs the program with run3.txt, and prints the two exports' hashes. The program must match the International Name Run, the fourth screen of the Required Clean-Run Output in Validation Rules, $LASTEXITCODE must print 0, and the two hashes must be the International Name Check of Expected Values, in Validation Rules.</w:t>
       </w:r>
     </w:p>
     <w:p>
@@ -43373,7 +45784,7 @@
         <w:keepNext/>
       </w:pPr>
       <w:r>
-        <w:t xml:space="preserve">    -e "source ./sql/reset_contacts.sql"</w:t>
+        <w:t xml:space="preserve">    -e "source ./sql/reset_contacts_typescript.sql"</w:t>
       </w:r>
     </w:p>
     <w:p>
@@ -43391,7 +45802,7 @@
         <w:keepNext/>
       </w:pPr>
       <w:r>
-        <w:t xml:space="preserve">    -e "source ./sql/add_international_contact.sql"</w:t>
+        <w:t xml:space="preserve">    -e "source ./sql/add_international_contact_typescript.sql"</w:t>
       </w:r>
     </w:p>
     <w:p>
@@ -43466,15 +45877,6 @@
         <w:keepNext/>
       </w:pPr>
       <w:r>
-        <w:t>mysql -u devuser -h 127.0.0.1 -P 3306 -D spa_contacts &lt; ./sql/reset_contacts.sql</w:t>
-      </w:r>
-    </w:p>
-    <w:p>
-      <w:pPr>
-        <w:pStyle w:val="CommandBlock"/>
-        <w:keepNext/>
-      </w:pPr>
-      <w:r>
         <w:t>mysql -u devuser -h 127.0.0.1 -P 3306 -D spa_contacts \</w:t>
       </w:r>
     </w:p>
@@ -43484,7 +45886,25 @@
         <w:keepNext/>
       </w:pPr>
       <w:r>
-        <w:t xml:space="preserve">    &lt; ./sql/add_international_contact.sql</w:t>
+        <w:t xml:space="preserve">    &lt; ./sql/reset_contacts_typescript.sql</w:t>
+      </w:r>
+    </w:p>
+    <w:p>
+      <w:pPr>
+        <w:pStyle w:val="CommandBlock"/>
+        <w:keepNext/>
+      </w:pPr>
+      <w:r>
+        <w:t>mysql -u devuser -h 127.0.0.1 -P 3306 -D spa_contacts \</w:t>
+      </w:r>
+    </w:p>
+    <w:p>
+      <w:pPr>
+        <w:pStyle w:val="CommandBlock"/>
+        <w:keepNext/>
+      </w:pPr>
+      <w:r>
+        <w:t xml:space="preserve">    &lt; ./sql/add_international_contact_typescript.sql</w:t>
       </w:r>
     </w:p>
     <w:p>
@@ -43540,7 +45960,7 @@
         <w:keepNext/>
       </w:pPr>
       <w:r>
-        <w:t>Now export an empty table. The mysql client line deletes every contact; Lesson 4.8 warned that a DELETE without WHERE removes every row, and here that is what this run needs. The next block's Data Reset puts the contacts back. Run 2 reads run2.txt, and Get-Content prints both new files.</w:t>
+        <w:t>Now export an empty table. The mysql client line deletes every contact in contacts_typescript; Lesson 4.8 warned that a DELETE without WHERE removes every row, and here that is what this run needs. The next block's Data Reset puts the contacts back. Run 2 reads run2.txt, and Get-Content prints both new files.</w:t>
       </w:r>
     </w:p>
     <w:p>
@@ -43581,7 +46001,7 @@
         <w:keepNext/>
       </w:pPr>
       <w:r>
-        <w:t xml:space="preserve">    -e "DELETE FROM contacts"</w:t>
+        <w:t xml:space="preserve">    -e "DELETE FROM contacts_typescript"</w:t>
       </w:r>
     </w:p>
     <w:p>
@@ -43665,7 +46085,7 @@
         <w:keepNext/>
       </w:pPr>
       <w:r>
-        <w:t xml:space="preserve">    -e "DELETE FROM contacts"</w:t>
+        <w:t xml:space="preserve">    -e "DELETE FROM contacts_typescript"</w:t>
       </w:r>
     </w:p>
     <w:p>
@@ -44398,7 +46818,7 @@
         <w:pStyle w:val="ListBullet"/>
       </w:pPr>
       <w:r>
-        <w:t>Run every Build and Run block whole, from the lesson-5.8 folder, in a terminal that has SPA_DB_PASSWORD, so the reset runs before each program.</w:t>
+        <w:t>Run every Build and Run block whole, from the lesson-5.8 folder, in a terminal that has SPA_DB_PASSWORD, so the reset of the language's own table runs before each program.</w:t>
       </w:r>
     </w:p>
     <w:p>
@@ -46390,31 +48810,31 @@
       </w:rPr>
     </w:lvl>
   </w:abstractNum>
-  <w:num w:numId="1" w16cid:durableId="1088040213">
+  <w:num w:numId="1" w16cid:durableId="408385064">
     <w:abstractNumId w:val="8"/>
   </w:num>
-  <w:num w:numId="2" w16cid:durableId="264775602">
+  <w:num w:numId="2" w16cid:durableId="1729913933">
     <w:abstractNumId w:val="6"/>
   </w:num>
-  <w:num w:numId="3" w16cid:durableId="1887597360">
+  <w:num w:numId="3" w16cid:durableId="1329559679">
     <w:abstractNumId w:val="5"/>
   </w:num>
-  <w:num w:numId="4" w16cid:durableId="993337284">
+  <w:num w:numId="4" w16cid:durableId="474641485">
     <w:abstractNumId w:val="4"/>
   </w:num>
-  <w:num w:numId="5" w16cid:durableId="781656347">
+  <w:num w:numId="5" w16cid:durableId="898516658">
     <w:abstractNumId w:val="7"/>
   </w:num>
-  <w:num w:numId="6" w16cid:durableId="270360357">
+  <w:num w:numId="6" w16cid:durableId="89932663">
     <w:abstractNumId w:val="3"/>
   </w:num>
-  <w:num w:numId="7" w16cid:durableId="859125479">
+  <w:num w:numId="7" w16cid:durableId="414281884">
     <w:abstractNumId w:val="2"/>
   </w:num>
-  <w:num w:numId="8" w16cid:durableId="1738475256">
+  <w:num w:numId="8" w16cid:durableId="446513267">
     <w:abstractNumId w:val="1"/>
   </w:num>
-  <w:num w:numId="9" w16cid:durableId="1420565369">
+  <w:num w:numId="9" w16cid:durableId="1615212751">
     <w:abstractNumId w:val="0"/>
   </w:num>
 </w:numbering>
